--- a/src/content/bios/Gaviria-CA 2015.docx
+++ b/src/content/bios/Gaviria-CA 2015.docx
@@ -1,6 +1,6 @@
 
 <file path=word/document.xml><?xml version="1.0" encoding="utf-8"?>
-<w:document xmlns:wpc="http://schemas.microsoft.com/office/word/2010/wordprocessingCanvas" xmlns:cx="http://schemas.microsoft.com/office/drawing/2014/chartex" xmlns:cx1="http://schemas.microsoft.com/office/drawing/2015/9/8/chartex" xmlns:cx2="http://schemas.microsoft.com/office/drawing/2015/10/21/chartex" xmlns:cx3="http://schemas.microsoft.com/office/drawing/2016/5/9/chartex" xmlns:cx4="http://schemas.microsoft.com/office/drawing/2016/5/10/chartex" xmlns:cx5="http://schemas.microsoft.com/office/drawing/2016/5/11/chartex" xmlns:cx6="http://schemas.microsoft.com/office/drawing/2016/5/12/chartex" xmlns:cx7="http://schemas.microsoft.com/office/drawing/2016/5/13/chartex" xmlns:cx8="http://schemas.microsoft.com/office/drawing/2016/5/14/chartex" xmlns:mc="http://schemas.openxmlformats.org/markup-compatibility/2006" xmlns:aink="http://schemas.microsoft.com/office/drawing/2016/ink" xmlns:am3d="http://schemas.microsoft.com/office/drawing/2017/model3d" xmlns:o="urn:schemas-microsoft-com:office:office" xmlns:oel="http://schemas.microsoft.com/office/2019/extlst" xmlns:r="http://schemas.openxmlformats.org/officeDocument/2006/relationships" xmlns:m="http://schemas.openxmlformats.org/officeDocument/2006/math" xmlns:v="urn:schemas-microsoft-com:vml" xmlns:wp14="http://schemas.microsoft.com/office/word/2010/wordprocessingDrawing" xmlns:wp="http://schemas.openxmlformats.org/drawingml/2006/wordprocessingDrawing" xmlns:w10="urn:schemas-microsoft-com:office:word" xmlns:w="http://schemas.openxmlformats.org/wordprocessingml/2006/main" xmlns:w14="http://schemas.microsoft.com/office/word/2010/wordml" xmlns:w15="http://schemas.microsoft.com/office/word/2012/wordml" xmlns:w16cex="http://schemas.microsoft.com/office/word/2018/wordml/cex" xmlns:w16cid="http://schemas.microsoft.com/office/word/2016/wordml/cid" xmlns:w16="http://schemas.microsoft.com/office/word/2018/wordml" xmlns:w16du="http://schemas.microsoft.com/office/word/2023/wordml/word16du" xmlns:w16sdtdh="http://schemas.microsoft.com/office/word/2020/wordml/sdtdatahash" xmlns:w16sdtfl="http://schemas.microsoft.com/office/word/2024/wordml/sdtformatlock" xmlns:w16se="http://schemas.microsoft.com/office/word/2015/wordml/symex" xmlns:wpg="http://schemas.microsoft.com/office/word/2010/wordprocessingGroup" xmlns:wpi="http://schemas.microsoft.com/office/word/2010/wordprocessingInk" xmlns:wne="http://schemas.microsoft.com/office/word/2006/wordml" xmlns:wps="http://schemas.microsoft.com/office/word/2010/wordprocessingShape" mc:Ignorable="w14 w15 w16se w16cid w16 w16cex w16sdtdh w16sdtfl w16du wp14">
+<w:document xmlns:wpc="http://schemas.microsoft.com/office/word/2010/wordprocessingCanvas" xmlns:cx="http://schemas.microsoft.com/office/drawing/2014/chartex" xmlns:cx1="http://schemas.microsoft.com/office/drawing/2015/9/8/chartex" xmlns:cx2="http://schemas.microsoft.com/office/drawing/2015/10/21/chartex" xmlns:cx3="http://schemas.microsoft.com/office/drawing/2016/5/9/chartex" xmlns:cx4="http://schemas.microsoft.com/office/drawing/2016/5/10/chartex" xmlns:cx5="http://schemas.microsoft.com/office/drawing/2016/5/11/chartex" xmlns:cx6="http://schemas.microsoft.com/office/drawing/2016/5/12/chartex" xmlns:cx7="http://schemas.microsoft.com/office/drawing/2016/5/13/chartex" xmlns:cx8="http://schemas.microsoft.com/office/drawing/2016/5/14/chartex" xmlns:mc="http://schemas.openxmlformats.org/markup-compatibility/2006" xmlns:m="http://schemas.openxmlformats.org/officeDocument/2006/math" xmlns:aink="http://schemas.microsoft.com/office/drawing/2016/ink" xmlns:am3d="http://schemas.microsoft.com/office/drawing/2017/model3d" xmlns:oel="http://schemas.microsoft.com/office/2019/extlst" xmlns:r="http://schemas.openxmlformats.org/officeDocument/2006/relationships" xmlns:wp14="http://schemas.microsoft.com/office/word/2010/wordprocessingDrawing" xmlns:wp="http://schemas.openxmlformats.org/drawingml/2006/wordprocessingDrawing" xmlns:wpg="http://schemas.microsoft.com/office/word/2010/wordprocessingGroup" xmlns:wpi="http://schemas.microsoft.com/office/word/2010/wordprocessingInk" xmlns:wps="http://schemas.microsoft.com/office/word/2010/wordprocessingShape" xmlns:o="urn:schemas-microsoft-com:office:office" xmlns:v="urn:schemas-microsoft-com:vml" xmlns:w10="urn:schemas-microsoft-com:office:word" xmlns:w="http://schemas.openxmlformats.org/wordprocessingml/2006/main" xmlns:w14="http://schemas.microsoft.com/office/word/2010/wordml" xmlns:w15="http://schemas.microsoft.com/office/word/2012/wordml" xmlns:w16cei="http://schemas.microsoft.com/office/word/2026/wordml/cei" xmlns:w16cex="http://schemas.microsoft.com/office/word/2018/wordml/cex" xmlns:w16cid="http://schemas.microsoft.com/office/word/2016/wordml/cid" xmlns:w16="http://schemas.microsoft.com/office/word/2018/wordml" xmlns:w16sdtdh="http://schemas.microsoft.com/office/word/2020/wordml/sdtdatahash" xmlns:w16sdtfl="http://schemas.microsoft.com/office/word/2024/wordml/sdtformatlock" xmlns:w16se="http://schemas.microsoft.com/office/word/2015/wordml/symex" xmlns:w16du="http://schemas.microsoft.com/office/word/2023/wordml/word16du" xmlns:wne="http://schemas.microsoft.com/office/word/2006/wordml" mc:Ignorable="w14 w15 w16se w16cid w16 w16cex w16sdtdh w16sdtfl w16du wp14">
   <w:body>
     <w:p>
       <w:pPr>
@@ -108,21 +108,22 @@
         <w:jc w:val="both"/>
         <w:rPr>
           <w:rFonts w:ascii="Times New Roman" w:hAnsi="Times New Roman"/>
+          <w:b/>
           <w:bCs/>
         </w:rPr>
       </w:pPr>
       <w:r>
         <w:rPr>
           <w:rFonts w:ascii="Times New Roman" w:hAnsi="Times New Roman"/>
+          <w:b/>
           <w:bCs/>
           <w:noProof/>
-          <w:lang w:eastAsia="nl-NL"/>
         </w:rPr>
         <w:drawing>
-          <wp:inline distT="0" distB="0" distL="0" distR="0" wp14:anchorId="5F4CEE41" wp14:editId="255D14A6">
-            <wp:extent cx="1835150" cy="2298700"/>
-            <wp:effectExtent l="25400" t="0" r="0" b="0"/>
-            <wp:docPr id="1" name="Afbeelding 1" descr="Cesar Gaviria photo"/>
+          <wp:inline distT="0" distB="0" distL="0" distR="0" wp14:anchorId="4FA0B927" wp14:editId="389B7C57">
+            <wp:extent cx="2616385" cy="4057293"/>
+            <wp:effectExtent l="0" t="0" r="0" b="0"/>
+            <wp:docPr id="339646662" name="Afbeelding 1"/>
             <wp:cNvGraphicFramePr>
               <a:graphicFrameLocks xmlns:a="http://schemas.openxmlformats.org/drawingml/2006/main" noChangeAspect="1"/>
             </wp:cNvGraphicFramePr>
@@ -130,33 +131,29 @@
               <a:graphicData uri="http://schemas.openxmlformats.org/drawingml/2006/picture">
                 <pic:pic xmlns:pic="http://schemas.openxmlformats.org/drawingml/2006/picture">
                   <pic:nvPicPr>
-                    <pic:cNvPr id="0" name="Picture 1" descr="Cesar Gaviria photo"/>
-                    <pic:cNvPicPr>
-                      <a:picLocks noChangeAspect="1" noChangeArrowheads="1"/>
-                    </pic:cNvPicPr>
+                    <pic:cNvPr id="339646662" name="Afbeelding 339646662"/>
+                    <pic:cNvPicPr/>
                   </pic:nvPicPr>
                   <pic:blipFill>
-                    <a:blip r:embed="rId7"/>
-                    <a:srcRect/>
+                    <a:blip r:embed="rId7">
+                      <a:extLst>
+                        <a:ext uri="{28A0092B-C50C-407E-A947-70E740481C1C}">
+                          <a14:useLocalDpi xmlns:a14="http://schemas.microsoft.com/office/drawing/2010/main" val="0"/>
+                        </a:ext>
+                      </a:extLst>
+                    </a:blip>
                     <a:stretch>
                       <a:fillRect/>
                     </a:stretch>
                   </pic:blipFill>
-                  <pic:spPr bwMode="auto">
+                  <pic:spPr>
                     <a:xfrm>
                       <a:off x="0" y="0"/>
-                      <a:ext cx="1835150" cy="2298700"/>
+                      <a:ext cx="2627670" cy="4074793"/>
                     </a:xfrm>
                     <a:prstGeom prst="rect">
                       <a:avLst/>
                     </a:prstGeom>
-                    <a:noFill/>
-                    <a:ln w="9525">
-                      <a:noFill/>
-                      <a:miter lim="800000"/>
-                      <a:headEnd/>
-                      <a:tailEnd/>
-                    </a:ln>
                   </pic:spPr>
                 </pic:pic>
               </a:graphicData>
@@ -187,23 +184,12 @@
         </w:rPr>
         <w:t xml:space="preserve">Source: </w:t>
       </w:r>
-      <w:hyperlink r:id="rId8" w:history="1">
-        <w:r>
-          <w:rPr>
-            <w:rStyle w:val="Hyperlink"/>
-            <w:rFonts w:ascii="Times New Roman" w:hAnsi="Times New Roman"/>
-            <w:bCs/>
-            <w:u w:val="none"/>
-          </w:rPr>
-          <w:t>www.oas.org/documents/eng/biography_sg.asp</w:t>
-        </w:r>
-      </w:hyperlink>
-      <w:r>
-        <w:rPr>
-          <w:rFonts w:ascii="Times New Roman" w:hAnsi="Times New Roman"/>
-          <w:bCs/>
-        </w:rPr>
-        <w:t xml:space="preserve"> </w:t>
+      <w:r>
+        <w:rPr>
+          <w:rFonts w:ascii="Times New Roman" w:hAnsi="Times New Roman"/>
+          <w:lang w:val="en-GB"/>
+        </w:rPr>
+        <w:t>Gaviria, 6 February 2004, Wikimedia, photographer Marcello Casal Jr.</w:t>
       </w:r>
     </w:p>
     <w:p>
@@ -362,7 +348,14 @@
         <w:rPr>
           <w:rFonts w:ascii="Times New Roman" w:hAnsi="Times New Roman"/>
         </w:rPr>
-        <w:t xml:space="preserve"> He quickly gained recognition in national politics and rose in power. After assisting President Julio César Turbay Ayala with his campaign in the Risaralda region, Turbay appointed Gaviria as Deputy Minister of Economics (1978-1980). He returned to Congress, became chair of the Economic Affairs Committee (1981-1982) and served as President of the Chamber of Representatives (1983-1984). In 1985 he left Congress to become more directly involved in presidential politics by working as the campaign manager for Virgilio Barco Vargas, who won the 1986 Presidential election. After the election President Barco appointed him as Finance Minister. In a very short </w:t>
+        <w:t xml:space="preserve"> He quickly gained recognition in national politics and rose in power. After assisting President Julio César Turbay Ayala with his campaign in the Risaralda region, Turbay appointed Gaviria as Deputy Minister of Economics (1978-1980). He returned </w:t>
+      </w:r>
+      <w:r>
+        <w:rPr>
+          <w:rFonts w:ascii="Times New Roman" w:hAnsi="Times New Roman"/>
+        </w:rPr>
+        <w:lastRenderedPageBreak/>
+        <w:t xml:space="preserve">to Congress, became chair of the Economic Affairs Committee (1981-1982) and served as President of the Chamber of Representatives (1983-1984). In 1985 he left Congress to become more directly involved in presidential politics by working as the campaign manager for Virgilio Barco Vargas, who won the 1986 Presidential election. After the election President Barco appointed him as Finance Minister. In a very short </w:t>
       </w:r>
       <w:proofErr w:type="gramStart"/>
       <w:r>
@@ -389,14 +382,7 @@
         <w:rPr>
           <w:rFonts w:ascii="Times New Roman" w:hAnsi="Times New Roman"/>
         </w:rPr>
-        <w:t xml:space="preserve">Just ten months after this appointment President Barco shifted Gaviria to serve as the Interior Minister. In this capacity Gaviria began working on a peace initiative with the M-19 guerillas that eventually led to their demobilization and reintegration into civilian life as a political party in 1989. His reputation as a peace builder </w:t>
-      </w:r>
-      <w:r>
-        <w:rPr>
-          <w:rFonts w:ascii="Times New Roman" w:hAnsi="Times New Roman"/>
-        </w:rPr>
-        <w:lastRenderedPageBreak/>
-        <w:t>began with this work in Colombia.</w:t>
+        <w:t>Just ten months after this appointment President Barco shifted Gaviria to serve as the Interior Minister. In this capacity Gaviria began working on a peace initiative with the M-19 guerillas that eventually led to their demobilization and reintegration into civilian life as a political party in 1989. His reputation as a peace builder began with this work in Colombia.</w:t>
       </w:r>
     </w:p>
     <w:p>
@@ -516,7 +502,14 @@
         <w:rPr>
           <w:rFonts w:ascii="Times New Roman" w:hAnsi="Times New Roman"/>
         </w:rPr>
-        <w:t xml:space="preserve"> these endeavors helped him establish a positive reputation in the region leading up to his nomination for Secretary General of the Organization of American States (OAS). The OAS election in March 1994 was competitive, with Brazil, Mexico and the US supporting Gaviria, whereas many of the Central American and Caribbean states backed the less well-known candidate, Costa Rican Foreign Minister Bernd Niehaus Quesada. Stories in the media at the time indicated that Gaviria instructed his foreign minister to lobby for votes by offering free trade agreements with Colombia (Brindley 1994). The US played an active role to win some Caribbean support. Gaviria won the election with 20 out of 34 votes. Some smaller states expressed resentment that the most powerful states had dominated the election process. When elected, Gaviria was still President of </w:t>
+        <w:t xml:space="preserve"> these endeavors helped him establish a positive reputation in the region leading up to his nomination for Secretary General of the Organization of American States (OAS). The OAS election in March 1994 was competitive, with Brazil, Mexico and the US supporting Gaviria, whereas many of the Central American and Caribbean states backed the less well-known candidate, Costa Rican Foreign Minister Bernd Niehaus Quesada. Stories in the media at the </w:t>
+      </w:r>
+      <w:r>
+        <w:rPr>
+          <w:rFonts w:ascii="Times New Roman" w:hAnsi="Times New Roman"/>
+        </w:rPr>
+        <w:lastRenderedPageBreak/>
+        <w:t xml:space="preserve">time indicated that Gaviria instructed his foreign minister to lobby for votes by offering free trade agreements with Colombia (Brindley 1994). The US played an active role to win some Caribbean support. Gaviria won the election with 20 out of 34 votes. Some smaller states expressed resentment that the most powerful states had dominated the election process. When elected, Gaviria was still President of </w:t>
       </w:r>
       <w:proofErr w:type="gramStart"/>
       <w:r>
@@ -575,14 +568,7 @@
         <w:rPr>
           <w:rFonts w:ascii="Times New Roman" w:hAnsi="Times New Roman"/>
         </w:rPr>
-        <w:t xml:space="preserve">. Gaviria recognized the need for </w:t>
-      </w:r>
-      <w:r>
-        <w:rPr>
-          <w:rFonts w:ascii="Times New Roman" w:hAnsi="Times New Roman"/>
-        </w:rPr>
-        <w:lastRenderedPageBreak/>
-        <w:t xml:space="preserve">reform </w:t>
+        <w:t xml:space="preserve">. Gaviria recognized the need for reform </w:t>
       </w:r>
       <w:proofErr w:type="gramStart"/>
       <w:r>
@@ -749,7 +735,14 @@
         <w:rPr>
           <w:rFonts w:ascii="Times New Roman" w:hAnsi="Times New Roman"/>
         </w:rPr>
-        <w:t xml:space="preserve">Gaviria’s performance in office was viewed as strong and, even though some Central American states had nominated Rafael Calderón Fournier from Costa Rica for the post of Secretary General, the General Assembly of June 1999 reelected him by acclamation when his first term expired. In 2001 the OAS under Gaviria’s leadership adopted the Inter-American Democratic Charter, which widened the Washington Protocol and, among other provisions, allows the General Assembly to suspend membership of any state experiencing an interruption to the constitutional order. In 2002 the OAS was awarded the W. Averell Harriman Democracy Award from the National Democratic Institute. Gaviria himself had been active in conflict mediation by sending special representatives and engaging in talks. His mediation efforts included the Peru-Ecuador border dispute of 1995 and the Nicaragua-Honduras border dispute of </w:t>
+        <w:t xml:space="preserve">Gaviria’s performance in office was viewed as strong and, even though some Central American states had nominated Rafael Calderón Fournier from Costa Rica for the post of </w:t>
+      </w:r>
+      <w:r>
+        <w:rPr>
+          <w:rFonts w:ascii="Times New Roman" w:hAnsi="Times New Roman"/>
+        </w:rPr>
+        <w:lastRenderedPageBreak/>
+        <w:t xml:space="preserve">Secretary General, the General Assembly of June 1999 reelected him by acclamation when his first term expired. In 2001 the OAS under Gaviria’s leadership adopted the Inter-American Democratic Charter, which widened the Washington Protocol and, among other provisions, allows the General Assembly to suspend membership of any state experiencing an interruption to the constitutional order. In 2002 the OAS was awarded the W. Averell Harriman Democracy Award from the National Democratic Institute. Gaviria himself had been active in conflict mediation by sending special representatives and engaging in talks. His mediation efforts included the Peru-Ecuador border dispute of 1995 and the Nicaragua-Honduras border dispute of </w:t>
       </w:r>
       <w:proofErr w:type="gramStart"/>
       <w:r>
@@ -777,14 +770,7 @@
         <w:rPr>
           <w:rFonts w:ascii="Times New Roman" w:hAnsi="Times New Roman"/>
         </w:rPr>
-        <w:t xml:space="preserve"> between President Hugo Chávez and his opposition. Miguel </w:t>
-      </w:r>
-      <w:r>
-        <w:rPr>
-          <w:rFonts w:ascii="Times New Roman" w:hAnsi="Times New Roman"/>
-        </w:rPr>
-        <w:lastRenderedPageBreak/>
-        <w:t>Angel Rodríguez from Costa Rica was elected as the new OAS Secretary General in June 2004,</w:t>
+        <w:t xml:space="preserve"> between President Hugo Chávez and his opposition. Miguel Angel Rodríguez from Costa Rica was elected as the new OAS Secretary General in June 2004,</w:t>
       </w:r>
       <w:r>
         <w:rPr>
@@ -858,7 +844,21 @@
         <w:rPr>
           <w:rFonts w:ascii="Times New Roman" w:hAnsi="Times New Roman"/>
         </w:rPr>
-        <w:t xml:space="preserve">After his term as Secretary General came to a close, Gaviria worked briefly as a scholar at Columbia University in </w:t>
+        <w:t xml:space="preserve">After his term as Secretary General </w:t>
+      </w:r>
+      <w:proofErr w:type="gramStart"/>
+      <w:r>
+        <w:rPr>
+          <w:rFonts w:ascii="Times New Roman" w:hAnsi="Times New Roman"/>
+        </w:rPr>
+        <w:t>came to a close</w:t>
+      </w:r>
+      <w:proofErr w:type="gramEnd"/>
+      <w:r>
+        <w:rPr>
+          <w:rFonts w:ascii="Times New Roman" w:hAnsi="Times New Roman"/>
+        </w:rPr>
+        <w:t xml:space="preserve">, Gaviria worked briefly as a scholar at Columbia University in </w:t>
       </w:r>
       <w:proofErr w:type="gramStart"/>
       <w:r>
@@ -908,7 +908,14 @@
         <w:rPr>
           <w:rFonts w:ascii="Times New Roman" w:hAnsi="Times New Roman"/>
         </w:rPr>
-        <w:t xml:space="preserve">Gaviria has followed the democratic processes and potential threats in the Western Hemisphere by maintaining connections with other leaders who share his democratic convictions through his associational memberships. He participates in the Club de Madrid, an organization composed of former presidents and prime ministers of democratic states who are committed to addressing the challenges of democratic transition and consolidation where they can make a difference. Members work with governments, international organizations, civil society, scholars and the business community to foster dialogue essential for social and political transformations. Among the people with whom Gaviria interacted were UN Secretary-General Kofi Annan and Enrique Valentin Iglesias, President of the Inter-American Development Bank until 2005. Gaviria continued to defend human rights protections enshrined in the Inter-American Commission on Human Rights by authoring an op-ed in the </w:t>
+        <w:t>Gaviria has followed the democratic processes and potential threats in the Western Hemisphere by maintaining connections with other leaders who share his democratic convictions through his associational memberships. He participates in the Club de Madrid, an organization composed of former presidents and prime ministers of democratic states who are committed to addressing the challenges of democratic transition and consolidation where they can make a difference. Members work with governments, international organizations, civil society, scholars and the business community to foster dialogue essential for social and political transformations. Among the people with whom Gaviria interacted were UN Secretary-General Kofi Annan and Enrique Valentin Iglesias, President of the Inter-American Development Bank until 2005. Gaviria continued to defend human rights protections enshrined in the Inter-</w:t>
+      </w:r>
+      <w:r>
+        <w:rPr>
+          <w:rFonts w:ascii="Times New Roman" w:hAnsi="Times New Roman"/>
+        </w:rPr>
+        <w:lastRenderedPageBreak/>
+        <w:t xml:space="preserve">American Commission on Human Rights by authoring an op-ed in the </w:t>
       </w:r>
       <w:r>
         <w:rPr>
@@ -944,14 +951,7 @@
         <w:rPr>
           <w:rFonts w:ascii="Times New Roman" w:hAnsi="Times New Roman"/>
         </w:rPr>
-        <w:t xml:space="preserve">Gaviria has lived a lifetime of public service committed to promoting democracy, mediating conflict and advancing regional economic integration. During his time as President </w:t>
-      </w:r>
-      <w:r>
-        <w:rPr>
-          <w:rFonts w:ascii="Times New Roman" w:hAnsi="Times New Roman"/>
-        </w:rPr>
-        <w:lastRenderedPageBreak/>
-        <w:t>and as OAS Secretary General he never balked at putting forward reforms. He pressed ahead with reforms that he viewed as essential for the wellbeing of Colombia as well as the revitalization of the OAS. He holds that the Inter-American Democratic Charter has made a difference in the crises in Ecuador, Honduras, Paraguay, Peru and Venezuela (Aldunate 2011). His leadership has been recognized through the awarding of the Washington Times Award for Courage and Leadership (2002) and the Notre Dame Prize for Distinguished Public Service in Latin America (2008).</w:t>
+        <w:t>Gaviria has lived a lifetime of public service committed to promoting democracy, mediating conflict and advancing regional economic integration. During his time as President and as OAS Secretary General he never balked at putting forward reforms. He pressed ahead with reforms that he viewed as essential for the wellbeing of Colombia as well as the revitalization of the OAS. He holds that the Inter-American Democratic Charter has made a difference in the crises in Ecuador, Honduras, Paraguay, Peru and Venezuela (Aldunate 2011). His leadership has been recognized through the awarding of the Washington Times Award for Courage and Leadership (2002) and the Notre Dame Prize for Distinguished Public Service in Latin America (2008).</w:t>
       </w:r>
     </w:p>
     <w:p>
@@ -1003,6 +1003,57 @@
           <w:rFonts w:ascii="Times New Roman" w:hAnsi="Times New Roman"/>
           <w:i/>
         </w:rPr>
+        <w:t>La Deuda Latinoamericana</w:t>
+      </w:r>
+      <w:r>
+        <w:rPr>
+          <w:rFonts w:ascii="Times New Roman" w:hAnsi="Times New Roman"/>
+        </w:rPr>
+        <w:t xml:space="preserve">, Bogotá 1982; </w:t>
+      </w:r>
+      <w:proofErr w:type="spellStart"/>
+      <w:r>
+        <w:rPr>
+          <w:rFonts w:ascii="Times New Roman" w:hAnsi="Times New Roman"/>
+          <w:i/>
+        </w:rPr>
+        <w:t>Reflexiones</w:t>
+      </w:r>
+      <w:proofErr w:type="spellEnd"/>
+      <w:r>
+        <w:rPr>
+          <w:rFonts w:ascii="Times New Roman" w:hAnsi="Times New Roman"/>
+          <w:i/>
+        </w:rPr>
+        <w:t xml:space="preserve"> para </w:t>
+      </w:r>
+      <w:proofErr w:type="spellStart"/>
+      <w:r>
+        <w:rPr>
+          <w:rFonts w:ascii="Times New Roman" w:hAnsi="Times New Roman"/>
+          <w:i/>
+        </w:rPr>
+        <w:t>una</w:t>
+      </w:r>
+      <w:proofErr w:type="spellEnd"/>
+      <w:r>
+        <w:rPr>
+          <w:rFonts w:ascii="Times New Roman" w:hAnsi="Times New Roman"/>
+          <w:i/>
+        </w:rPr>
+        <w:t xml:space="preserve"> Nueva Constitución</w:t>
+      </w:r>
+      <w:r>
+        <w:rPr>
+          <w:rFonts w:ascii="Times New Roman" w:hAnsi="Times New Roman"/>
+        </w:rPr>
+        <w:t xml:space="preserve">, Bogotá 1990; </w:t>
+      </w:r>
+      <w:r>
+        <w:rPr>
+          <w:rFonts w:ascii="Times New Roman" w:hAnsi="Times New Roman"/>
+          <w:i/>
+        </w:rPr>
         <w:t xml:space="preserve">La </w:t>
       </w:r>
       <w:proofErr w:type="spellStart"/>
@@ -1011,53 +1062,15 @@
           <w:rFonts w:ascii="Times New Roman" w:hAnsi="Times New Roman"/>
           <w:i/>
         </w:rPr>
-        <w:t>Deuda</w:t>
-      </w:r>
-      <w:proofErr w:type="spellEnd"/>
-      <w:r>
-        <w:rPr>
-          <w:rFonts w:ascii="Times New Roman" w:hAnsi="Times New Roman"/>
-          <w:i/>
-        </w:rPr>
-        <w:t xml:space="preserve"> Latinoamericana</w:t>
-      </w:r>
-      <w:r>
-        <w:rPr>
-          <w:rFonts w:ascii="Times New Roman" w:hAnsi="Times New Roman"/>
-        </w:rPr>
-        <w:t xml:space="preserve">, Bogotá 1982; </w:t>
-      </w:r>
-      <w:proofErr w:type="spellStart"/>
-      <w:r>
-        <w:rPr>
-          <w:rFonts w:ascii="Times New Roman" w:hAnsi="Times New Roman"/>
-          <w:i/>
-        </w:rPr>
-        <w:t>Reflexiones</w:t>
-      </w:r>
-      <w:proofErr w:type="spellEnd"/>
-      <w:r>
-        <w:rPr>
-          <w:rFonts w:ascii="Times New Roman" w:hAnsi="Times New Roman"/>
-          <w:i/>
-        </w:rPr>
-        <w:t xml:space="preserve"> para </w:t>
-      </w:r>
-      <w:proofErr w:type="spellStart"/>
-      <w:r>
-        <w:rPr>
-          <w:rFonts w:ascii="Times New Roman" w:hAnsi="Times New Roman"/>
-          <w:i/>
-        </w:rPr>
-        <w:t>una</w:t>
-      </w:r>
-      <w:proofErr w:type="spellEnd"/>
-      <w:r>
-        <w:rPr>
-          <w:rFonts w:ascii="Times New Roman" w:hAnsi="Times New Roman"/>
-          <w:i/>
-        </w:rPr>
-        <w:t xml:space="preserve"> Nueva Constitución</w:t>
+        <w:t>Revolución</w:t>
+      </w:r>
+      <w:proofErr w:type="spellEnd"/>
+      <w:r>
+        <w:rPr>
+          <w:rFonts w:ascii="Times New Roman" w:hAnsi="Times New Roman"/>
+          <w:i/>
+        </w:rPr>
+        <w:t xml:space="preserve"> Pacífica</w:t>
       </w:r>
       <w:r>
         <w:rPr>
@@ -1070,35 +1083,6 @@
           <w:rFonts w:ascii="Times New Roman" w:hAnsi="Times New Roman"/>
           <w:i/>
         </w:rPr>
-        <w:t xml:space="preserve">La </w:t>
-      </w:r>
-      <w:proofErr w:type="spellStart"/>
-      <w:r>
-        <w:rPr>
-          <w:rFonts w:ascii="Times New Roman" w:hAnsi="Times New Roman"/>
-          <w:i/>
-        </w:rPr>
-        <w:t>Revolución</w:t>
-      </w:r>
-      <w:proofErr w:type="spellEnd"/>
-      <w:r>
-        <w:rPr>
-          <w:rFonts w:ascii="Times New Roman" w:hAnsi="Times New Roman"/>
-          <w:i/>
-        </w:rPr>
-        <w:t xml:space="preserve"> Pacífica</w:t>
-      </w:r>
-      <w:r>
-        <w:rPr>
-          <w:rFonts w:ascii="Times New Roman" w:hAnsi="Times New Roman"/>
-        </w:rPr>
-        <w:t xml:space="preserve">, Bogotá 1990; </w:t>
-      </w:r>
-      <w:r>
-        <w:rPr>
-          <w:rFonts w:ascii="Times New Roman" w:hAnsi="Times New Roman"/>
-          <w:i/>
-        </w:rPr>
         <w:t xml:space="preserve">Economia: </w:t>
       </w:r>
       <w:proofErr w:type="spellStart"/>
@@ -1219,23 +1203,7 @@
           <w:rFonts w:ascii="Times New Roman" w:hAnsi="Times New Roman"/>
           <w:i/>
         </w:rPr>
-        <w:t xml:space="preserve"> Plan de Desarrollo </w:t>
-      </w:r>
-      <w:proofErr w:type="spellStart"/>
-      <w:r>
-        <w:rPr>
-          <w:rFonts w:ascii="Times New Roman" w:hAnsi="Times New Roman"/>
-          <w:i/>
-        </w:rPr>
-        <w:t>Económico</w:t>
-      </w:r>
-      <w:proofErr w:type="spellEnd"/>
-      <w:r>
-        <w:rPr>
-          <w:rFonts w:ascii="Times New Roman" w:hAnsi="Times New Roman"/>
-          <w:i/>
-        </w:rPr>
-        <w:t xml:space="preserve"> y Social 1990-1994</w:t>
+        <w:t xml:space="preserve"> Plan de Desarrollo Económico y Social 1990-1994</w:t>
       </w:r>
       <w:r>
         <w:rPr>
@@ -1341,7 +1309,7 @@
         </w:rPr>
         <w:t xml:space="preserve">, available at </w:t>
       </w:r>
-      <w:hyperlink r:id="rId9" w:history="1">
+      <w:hyperlink r:id="rId8" w:history="1">
         <w:r>
           <w:rPr>
             <w:rStyle w:val="Hyperlink"/>
@@ -1559,7 +1527,7 @@
           <w:rFonts w:ascii="Times New Roman" w:eastAsia="Times New Roman" w:hAnsi="Times New Roman"/>
           <w:i/>
         </w:rPr>
-        <w:t xml:space="preserve"> un Mundo </w:t>
+        <w:t xml:space="preserve"> un Mundo Globalizado: </w:t>
       </w:r>
       <w:proofErr w:type="spellStart"/>
       <w:r>
@@ -1567,7 +1535,7 @@
           <w:rFonts w:ascii="Times New Roman" w:eastAsia="Times New Roman" w:hAnsi="Times New Roman"/>
           <w:i/>
         </w:rPr>
-        <w:t>Globalizado</w:t>
+        <w:t>Liderazgos</w:t>
       </w:r>
       <w:proofErr w:type="spellEnd"/>
       <w:r>
@@ -1575,6 +1543,118 @@
           <w:rFonts w:ascii="Times New Roman" w:eastAsia="Times New Roman" w:hAnsi="Times New Roman"/>
           <w:i/>
         </w:rPr>
+        <w:t xml:space="preserve">, </w:t>
+      </w:r>
+      <w:proofErr w:type="spellStart"/>
+      <w:r>
+        <w:rPr>
+          <w:rFonts w:ascii="Times New Roman" w:eastAsia="Times New Roman" w:hAnsi="Times New Roman"/>
+          <w:i/>
+        </w:rPr>
+        <w:t>Desafíos</w:t>
+      </w:r>
+      <w:proofErr w:type="spellEnd"/>
+      <w:r>
+        <w:rPr>
+          <w:rFonts w:ascii="Times New Roman" w:eastAsia="Times New Roman" w:hAnsi="Times New Roman"/>
+          <w:i/>
+        </w:rPr>
+        <w:t xml:space="preserve"> y </w:t>
+      </w:r>
+      <w:proofErr w:type="spellStart"/>
+      <w:r>
+        <w:rPr>
+          <w:rFonts w:ascii="Times New Roman" w:eastAsia="Times New Roman" w:hAnsi="Times New Roman"/>
+          <w:i/>
+        </w:rPr>
+        <w:t>Capacidad</w:t>
+      </w:r>
+      <w:proofErr w:type="spellEnd"/>
+      <w:r>
+        <w:rPr>
+          <w:rFonts w:ascii="Times New Roman" w:eastAsia="Times New Roman" w:hAnsi="Times New Roman"/>
+          <w:i/>
+        </w:rPr>
+        <w:t xml:space="preserve"> de </w:t>
+      </w:r>
+      <w:proofErr w:type="spellStart"/>
+      <w:r>
+        <w:rPr>
+          <w:rFonts w:ascii="Times New Roman" w:eastAsia="Times New Roman" w:hAnsi="Times New Roman"/>
+          <w:i/>
+        </w:rPr>
+        <w:t>Gestión</w:t>
+      </w:r>
+      <w:proofErr w:type="spellEnd"/>
+      <w:r>
+        <w:rPr>
+          <w:rFonts w:ascii="Times New Roman" w:eastAsia="Times New Roman" w:hAnsi="Times New Roman"/>
+          <w:i/>
+        </w:rPr>
+        <w:t xml:space="preserve">. </w:t>
+      </w:r>
+      <w:proofErr w:type="spellStart"/>
+      <w:r>
+        <w:rPr>
+          <w:rFonts w:ascii="Times New Roman" w:eastAsia="Times New Roman" w:hAnsi="Times New Roman"/>
+          <w:i/>
+        </w:rPr>
+        <w:t>Memorias</w:t>
+      </w:r>
+      <w:proofErr w:type="spellEnd"/>
+      <w:r>
+        <w:rPr>
+          <w:rFonts w:ascii="Times New Roman" w:eastAsia="Times New Roman" w:hAnsi="Times New Roman"/>
+          <w:i/>
+        </w:rPr>
+        <w:t xml:space="preserve">: IV Congreso Internacional del CLAD </w:t>
+      </w:r>
+      <w:proofErr w:type="spellStart"/>
+      <w:r>
+        <w:rPr>
+          <w:rFonts w:ascii="Times New Roman" w:eastAsia="Times New Roman" w:hAnsi="Times New Roman"/>
+          <w:i/>
+        </w:rPr>
+        <w:t>sobre</w:t>
+      </w:r>
+      <w:proofErr w:type="spellEnd"/>
+      <w:r>
+        <w:rPr>
+          <w:rFonts w:ascii="Times New Roman" w:eastAsia="Times New Roman" w:hAnsi="Times New Roman"/>
+          <w:i/>
+        </w:rPr>
+        <w:t xml:space="preserve"> la Reforma del Estado y de la </w:t>
+      </w:r>
+      <w:proofErr w:type="spellStart"/>
+      <w:r>
+        <w:rPr>
+          <w:rFonts w:ascii="Times New Roman" w:eastAsia="Times New Roman" w:hAnsi="Times New Roman"/>
+          <w:i/>
+        </w:rPr>
+        <w:t>Administración</w:t>
+      </w:r>
+      <w:proofErr w:type="spellEnd"/>
+      <w:r>
+        <w:rPr>
+          <w:rFonts w:ascii="Times New Roman" w:eastAsia="Times New Roman" w:hAnsi="Times New Roman"/>
+          <w:i/>
+        </w:rPr>
+        <w:t xml:space="preserve"> </w:t>
+      </w:r>
+      <w:proofErr w:type="spellStart"/>
+      <w:r>
+        <w:rPr>
+          <w:rFonts w:ascii="Times New Roman" w:eastAsia="Times New Roman" w:hAnsi="Times New Roman"/>
+          <w:i/>
+        </w:rPr>
+        <w:t>Pública</w:t>
+      </w:r>
+      <w:proofErr w:type="spellEnd"/>
+      <w:r>
+        <w:rPr>
+          <w:rFonts w:ascii="Times New Roman" w:eastAsia="Times New Roman" w:hAnsi="Times New Roman"/>
+          <w:i/>
+        </w:rPr>
         <w:t xml:space="preserve">: </w:t>
       </w:r>
       <w:proofErr w:type="spellStart"/>
@@ -1583,7 +1663,7 @@
           <w:rFonts w:ascii="Times New Roman" w:eastAsia="Times New Roman" w:hAnsi="Times New Roman"/>
           <w:i/>
         </w:rPr>
-        <w:t>Liderazgos</w:t>
+        <w:t>México</w:t>
       </w:r>
       <w:proofErr w:type="spellEnd"/>
       <w:r>
@@ -1591,7 +1671,7 @@
           <w:rFonts w:ascii="Times New Roman" w:eastAsia="Times New Roman" w:hAnsi="Times New Roman"/>
           <w:i/>
         </w:rPr>
-        <w:t xml:space="preserve">, </w:t>
+        <w:t xml:space="preserve"> D.F., </w:t>
       </w:r>
       <w:proofErr w:type="spellStart"/>
       <w:r>
@@ -1599,255 +1679,143 @@
           <w:rFonts w:ascii="Times New Roman" w:eastAsia="Times New Roman" w:hAnsi="Times New Roman"/>
           <w:i/>
         </w:rPr>
+        <w:t>México</w:t>
+      </w:r>
+      <w:proofErr w:type="spellEnd"/>
+      <w:r>
+        <w:rPr>
+          <w:rFonts w:ascii="Times New Roman" w:eastAsia="Times New Roman" w:hAnsi="Times New Roman"/>
+          <w:i/>
+        </w:rPr>
+        <w:t xml:space="preserve">, 19-22 de </w:t>
+      </w:r>
+      <w:proofErr w:type="spellStart"/>
+      <w:r>
+        <w:rPr>
+          <w:rFonts w:ascii="Times New Roman" w:eastAsia="Times New Roman" w:hAnsi="Times New Roman"/>
+          <w:i/>
+        </w:rPr>
+        <w:t>Octubre</w:t>
+      </w:r>
+      <w:proofErr w:type="spellEnd"/>
+      <w:r>
+        <w:rPr>
+          <w:rFonts w:ascii="Times New Roman" w:eastAsia="Times New Roman" w:hAnsi="Times New Roman"/>
+          <w:i/>
+        </w:rPr>
+        <w:t xml:space="preserve"> de 1999</w:t>
+      </w:r>
+      <w:r>
+        <w:rPr>
+          <w:rFonts w:ascii="Times New Roman" w:eastAsia="Times New Roman" w:hAnsi="Times New Roman"/>
+        </w:rPr>
+        <w:t>, Mexico 2000;</w:t>
+      </w:r>
+      <w:r>
+        <w:rPr>
+          <w:rFonts w:ascii="Times New Roman" w:hAnsi="Times New Roman"/>
+        </w:rPr>
+        <w:t xml:space="preserve"> </w:t>
+      </w:r>
+      <w:proofErr w:type="spellStart"/>
+      <w:r>
+        <w:rPr>
+          <w:rFonts w:ascii="Times New Roman" w:hAnsi="Times New Roman"/>
+          <w:i/>
+        </w:rPr>
+        <w:t>Oportunidades</w:t>
+      </w:r>
+      <w:proofErr w:type="spellEnd"/>
+      <w:r>
+        <w:rPr>
+          <w:rFonts w:ascii="Times New Roman" w:hAnsi="Times New Roman"/>
+          <w:i/>
+        </w:rPr>
+        <w:t xml:space="preserve"> y </w:t>
+      </w:r>
+      <w:proofErr w:type="spellStart"/>
+      <w:r>
+        <w:rPr>
+          <w:rFonts w:ascii="Times New Roman" w:hAnsi="Times New Roman"/>
+          <w:i/>
+        </w:rPr>
         <w:t>Desafíos</w:t>
       </w:r>
       <w:proofErr w:type="spellEnd"/>
       <w:r>
         <w:rPr>
+          <w:rFonts w:ascii="Times New Roman" w:hAnsi="Times New Roman"/>
+          <w:i/>
+        </w:rPr>
+        <w:t xml:space="preserve"> </w:t>
+      </w:r>
+      <w:proofErr w:type="spellStart"/>
+      <w:r>
+        <w:rPr>
+          <w:rFonts w:ascii="Times New Roman" w:hAnsi="Times New Roman"/>
+          <w:i/>
+        </w:rPr>
+        <w:t>en</w:t>
+      </w:r>
+      <w:proofErr w:type="spellEnd"/>
+      <w:r>
+        <w:rPr>
+          <w:rFonts w:ascii="Times New Roman" w:hAnsi="Times New Roman"/>
+          <w:i/>
+        </w:rPr>
+        <w:t xml:space="preserve"> la </w:t>
+      </w:r>
+      <w:proofErr w:type="spellStart"/>
+      <w:r>
+        <w:rPr>
+          <w:rFonts w:ascii="Times New Roman" w:hAnsi="Times New Roman"/>
+          <w:i/>
+        </w:rPr>
+        <w:t>Relación</w:t>
+      </w:r>
+      <w:proofErr w:type="spellEnd"/>
+      <w:r>
+        <w:rPr>
+          <w:rFonts w:ascii="Times New Roman" w:hAnsi="Times New Roman"/>
+          <w:i/>
+        </w:rPr>
+        <w:t xml:space="preserve"> Europa-</w:t>
+      </w:r>
+      <w:proofErr w:type="spellStart"/>
+      <w:r>
+        <w:rPr>
+          <w:rFonts w:ascii="Times New Roman" w:hAnsi="Times New Roman"/>
+          <w:i/>
+        </w:rPr>
+        <w:t>Latinoamérica</w:t>
+      </w:r>
+      <w:proofErr w:type="spellEnd"/>
+      <w:r>
+        <w:rPr>
+          <w:rFonts w:ascii="Times New Roman" w:hAnsi="Times New Roman"/>
+        </w:rPr>
+        <w:t xml:space="preserve">, Madrid 2001; </w:t>
+      </w:r>
+      <w:r>
+        <w:rPr>
+          <w:rFonts w:ascii="Times New Roman" w:hAnsi="Times New Roman"/>
+          <w:i/>
+        </w:rPr>
+        <w:t>The OAS in Transition: 1994-2004</w:t>
+      </w:r>
+      <w:r>
+        <w:rPr>
+          <w:rFonts w:ascii="Times New Roman" w:hAnsi="Times New Roman"/>
+        </w:rPr>
+        <w:t xml:space="preserve">, Washington DC 2004; </w:t>
+      </w:r>
+      <w:r>
+        <w:rPr>
           <w:rFonts w:ascii="Times New Roman" w:eastAsia="Times New Roman" w:hAnsi="Times New Roman"/>
-          <w:i/>
-        </w:rPr>
-        <w:t xml:space="preserve"> y </w:t>
-      </w:r>
-      <w:proofErr w:type="spellStart"/>
-      <w:r>
-        <w:rPr>
-          <w:rFonts w:ascii="Times New Roman" w:eastAsia="Times New Roman" w:hAnsi="Times New Roman"/>
-          <w:i/>
-        </w:rPr>
-        <w:t>Capacidad</w:t>
-      </w:r>
-      <w:proofErr w:type="spellEnd"/>
-      <w:r>
-        <w:rPr>
-          <w:rFonts w:ascii="Times New Roman" w:eastAsia="Times New Roman" w:hAnsi="Times New Roman"/>
-          <w:i/>
-        </w:rPr>
-        <w:t xml:space="preserve"> de </w:t>
-      </w:r>
-      <w:proofErr w:type="spellStart"/>
-      <w:r>
-        <w:rPr>
-          <w:rFonts w:ascii="Times New Roman" w:eastAsia="Times New Roman" w:hAnsi="Times New Roman"/>
-          <w:i/>
-        </w:rPr>
-        <w:t>Gestión</w:t>
-      </w:r>
-      <w:proofErr w:type="spellEnd"/>
-      <w:r>
-        <w:rPr>
-          <w:rFonts w:ascii="Times New Roman" w:eastAsia="Times New Roman" w:hAnsi="Times New Roman"/>
-          <w:i/>
-        </w:rPr>
-        <w:t xml:space="preserve">. </w:t>
-      </w:r>
-      <w:proofErr w:type="spellStart"/>
-      <w:r>
-        <w:rPr>
-          <w:rFonts w:ascii="Times New Roman" w:eastAsia="Times New Roman" w:hAnsi="Times New Roman"/>
-          <w:i/>
-        </w:rPr>
-        <w:t>Memorias</w:t>
-      </w:r>
-      <w:proofErr w:type="spellEnd"/>
-      <w:r>
-        <w:rPr>
-          <w:rFonts w:ascii="Times New Roman" w:eastAsia="Times New Roman" w:hAnsi="Times New Roman"/>
-          <w:i/>
-        </w:rPr>
-        <w:t xml:space="preserve">: IV Congreso Internacional del CLAD </w:t>
-      </w:r>
-      <w:proofErr w:type="spellStart"/>
-      <w:r>
-        <w:rPr>
-          <w:rFonts w:ascii="Times New Roman" w:eastAsia="Times New Roman" w:hAnsi="Times New Roman"/>
-          <w:i/>
-        </w:rPr>
-        <w:t>sobre</w:t>
-      </w:r>
-      <w:proofErr w:type="spellEnd"/>
-      <w:r>
-        <w:rPr>
-          <w:rFonts w:ascii="Times New Roman" w:eastAsia="Times New Roman" w:hAnsi="Times New Roman"/>
-          <w:i/>
-        </w:rPr>
-        <w:t xml:space="preserve"> la Reforma del Estado y de la </w:t>
-      </w:r>
-      <w:proofErr w:type="spellStart"/>
-      <w:r>
-        <w:rPr>
-          <w:rFonts w:ascii="Times New Roman" w:eastAsia="Times New Roman" w:hAnsi="Times New Roman"/>
-          <w:i/>
-        </w:rPr>
-        <w:t>Administración</w:t>
-      </w:r>
-      <w:proofErr w:type="spellEnd"/>
-      <w:r>
-        <w:rPr>
-          <w:rFonts w:ascii="Times New Roman" w:eastAsia="Times New Roman" w:hAnsi="Times New Roman"/>
-          <w:i/>
-        </w:rPr>
-        <w:t xml:space="preserve"> Pública: </w:t>
-      </w:r>
-      <w:proofErr w:type="spellStart"/>
-      <w:r>
-        <w:rPr>
-          <w:rFonts w:ascii="Times New Roman" w:eastAsia="Times New Roman" w:hAnsi="Times New Roman"/>
-          <w:i/>
-        </w:rPr>
-        <w:t>México</w:t>
-      </w:r>
-      <w:proofErr w:type="spellEnd"/>
-      <w:r>
-        <w:rPr>
-          <w:rFonts w:ascii="Times New Roman" w:eastAsia="Times New Roman" w:hAnsi="Times New Roman"/>
-          <w:i/>
-        </w:rPr>
-        <w:t xml:space="preserve"> D.F., </w:t>
-      </w:r>
-      <w:proofErr w:type="spellStart"/>
-      <w:r>
-        <w:rPr>
-          <w:rFonts w:ascii="Times New Roman" w:eastAsia="Times New Roman" w:hAnsi="Times New Roman"/>
-          <w:i/>
-        </w:rPr>
-        <w:t>México</w:t>
-      </w:r>
-      <w:proofErr w:type="spellEnd"/>
-      <w:r>
-        <w:rPr>
-          <w:rFonts w:ascii="Times New Roman" w:eastAsia="Times New Roman" w:hAnsi="Times New Roman"/>
-          <w:i/>
-        </w:rPr>
-        <w:t xml:space="preserve">, 19-22 de </w:t>
-      </w:r>
-      <w:proofErr w:type="spellStart"/>
-      <w:r>
-        <w:rPr>
-          <w:rFonts w:ascii="Times New Roman" w:eastAsia="Times New Roman" w:hAnsi="Times New Roman"/>
-          <w:i/>
-        </w:rPr>
-        <w:t>Octubre</w:t>
-      </w:r>
-      <w:proofErr w:type="spellEnd"/>
-      <w:r>
-        <w:rPr>
-          <w:rFonts w:ascii="Times New Roman" w:eastAsia="Times New Roman" w:hAnsi="Times New Roman"/>
-          <w:i/>
-        </w:rPr>
-        <w:t xml:space="preserve"> de 1999</w:t>
-      </w:r>
-      <w:r>
-        <w:rPr>
-          <w:rFonts w:ascii="Times New Roman" w:eastAsia="Times New Roman" w:hAnsi="Times New Roman"/>
-        </w:rPr>
-        <w:t>, Mexico 2000;</w:t>
-      </w:r>
-      <w:r>
-        <w:rPr>
-          <w:rFonts w:ascii="Times New Roman" w:hAnsi="Times New Roman"/>
-        </w:rPr>
-        <w:t xml:space="preserve"> </w:t>
-      </w:r>
-      <w:proofErr w:type="spellStart"/>
-      <w:r>
-        <w:rPr>
-          <w:rFonts w:ascii="Times New Roman" w:hAnsi="Times New Roman"/>
-          <w:i/>
-        </w:rPr>
-        <w:t>Oportunidades</w:t>
-      </w:r>
-      <w:proofErr w:type="spellEnd"/>
-      <w:r>
-        <w:rPr>
-          <w:rFonts w:ascii="Times New Roman" w:hAnsi="Times New Roman"/>
-          <w:i/>
-        </w:rPr>
-        <w:t xml:space="preserve"> y </w:t>
-      </w:r>
-      <w:proofErr w:type="spellStart"/>
-      <w:r>
-        <w:rPr>
-          <w:rFonts w:ascii="Times New Roman" w:hAnsi="Times New Roman"/>
-          <w:i/>
-        </w:rPr>
-        <w:t>Desafíos</w:t>
-      </w:r>
-      <w:proofErr w:type="spellEnd"/>
-      <w:r>
-        <w:rPr>
-          <w:rFonts w:ascii="Times New Roman" w:hAnsi="Times New Roman"/>
-          <w:i/>
-        </w:rPr>
-        <w:t xml:space="preserve"> </w:t>
-      </w:r>
-      <w:proofErr w:type="spellStart"/>
-      <w:r>
-        <w:rPr>
-          <w:rFonts w:ascii="Times New Roman" w:hAnsi="Times New Roman"/>
-          <w:i/>
-        </w:rPr>
-        <w:t>en</w:t>
-      </w:r>
-      <w:proofErr w:type="spellEnd"/>
-      <w:r>
-        <w:rPr>
-          <w:rFonts w:ascii="Times New Roman" w:hAnsi="Times New Roman"/>
-          <w:i/>
-        </w:rPr>
-        <w:t xml:space="preserve"> la </w:t>
-      </w:r>
-      <w:proofErr w:type="spellStart"/>
-      <w:r>
-        <w:rPr>
-          <w:rFonts w:ascii="Times New Roman" w:hAnsi="Times New Roman"/>
-          <w:i/>
-        </w:rPr>
-        <w:t>Relación</w:t>
-      </w:r>
-      <w:proofErr w:type="spellEnd"/>
-      <w:r>
-        <w:rPr>
-          <w:rFonts w:ascii="Times New Roman" w:hAnsi="Times New Roman"/>
-          <w:i/>
-        </w:rPr>
-        <w:t xml:space="preserve"> Europa-</w:t>
-      </w:r>
-      <w:proofErr w:type="spellStart"/>
-      <w:r>
-        <w:rPr>
-          <w:rFonts w:ascii="Times New Roman" w:hAnsi="Times New Roman"/>
-          <w:i/>
-        </w:rPr>
-        <w:t>Latinoamérica</w:t>
-      </w:r>
-      <w:proofErr w:type="spellEnd"/>
-      <w:r>
-        <w:rPr>
-          <w:rFonts w:ascii="Times New Roman" w:hAnsi="Times New Roman"/>
-        </w:rPr>
-        <w:t xml:space="preserve">, Madrid 2001; </w:t>
-      </w:r>
-      <w:r>
-        <w:rPr>
-          <w:rFonts w:ascii="Times New Roman" w:hAnsi="Times New Roman"/>
-          <w:i/>
-        </w:rPr>
-        <w:t>The OAS in Transition: 1994-2004</w:t>
-      </w:r>
-      <w:r>
-        <w:rPr>
-          <w:rFonts w:ascii="Times New Roman" w:hAnsi="Times New Roman"/>
-        </w:rPr>
-        <w:t xml:space="preserve">, Washington DC 2004; </w:t>
-      </w:r>
-      <w:r>
-        <w:rPr>
-          <w:rFonts w:ascii="Times New Roman" w:eastAsia="Times New Roman" w:hAnsi="Times New Roman"/>
         </w:rPr>
         <w:t xml:space="preserve">122 Speeches made by Gaviria while serving as OAS Secretary General 1994-2004, available at </w:t>
       </w:r>
-      <w:hyperlink r:id="rId10" w:history="1">
+      <w:hyperlink r:id="rId9" w:history="1">
         <w:r>
           <w:rPr>
             <w:rStyle w:val="Hyperlink"/>
@@ -2032,7 +2000,7 @@
         </w:rPr>
         <w:t xml:space="preserve">, 9 November 1992, available at </w:t>
       </w:r>
-      <w:hyperlink r:id="rId11" w:history="1">
+      <w:hyperlink r:id="rId10" w:history="1">
         <w:r>
           <w:rPr>
             <w:rStyle w:val="Hyperlink"/>
@@ -2066,7 +2034,15 @@
           <w:rFonts w:ascii="Times New Roman" w:hAnsi="Times New Roman"/>
           <w:i/>
         </w:rPr>
-        <w:t>State Building and Conflict Resolution in Colombia, 1986-1994</w:t>
+        <w:t xml:space="preserve">State </w:t>
+      </w:r>
+      <w:r>
+        <w:rPr>
+          <w:rFonts w:ascii="Times New Roman" w:hAnsi="Times New Roman"/>
+          <w:i/>
+        </w:rPr>
+        <w:lastRenderedPageBreak/>
+        <w:t>Building and Conflict Resolution in Colombia, 1986-1994</w:t>
       </w:r>
       <w:r>
         <w:rPr>
@@ -2087,7 +2063,7 @@
         </w:rPr>
         <w:t xml:space="preserve">, 9 February, 27 March, 27 May and 12 June 1994, available at </w:t>
       </w:r>
-      <w:hyperlink r:id="rId12" w:history="1">
+      <w:hyperlink r:id="rId11" w:history="1">
         <w:r>
           <w:rPr>
             <w:rStyle w:val="Hyperlink"/>
@@ -2116,7 +2092,7 @@
         </w:rPr>
         <w:t xml:space="preserve">, 6 November 1994, available at </w:t>
       </w:r>
-      <w:hyperlink r:id="rId13" w:history="1">
+      <w:hyperlink r:id="rId12" w:history="1">
         <w:r>
           <w:rPr>
             <w:rStyle w:val="Hyperlink"/>
@@ -2172,7 +2148,7 @@
         </w:rPr>
         <w:t xml:space="preserve">, 43/1, Spring 2001, 79-101; ‘Biography Secretary General 1994-2004: César Gaviria Trujillo’, available at </w:t>
       </w:r>
-      <w:hyperlink r:id="rId14" w:history="1">
+      <w:hyperlink r:id="rId13" w:history="1">
         <w:r>
           <w:rPr>
             <w:rStyle w:val="Hyperlink"/>
@@ -2186,16 +2162,9 @@
         <w:rPr>
           <w:rFonts w:ascii="Times New Roman" w:hAnsi="Times New Roman"/>
         </w:rPr>
-        <w:t xml:space="preserve">; W.A. Sanchez, ‘Who will be the Next Leader </w:t>
-      </w:r>
-      <w:r>
-        <w:rPr>
-          <w:rFonts w:ascii="Times New Roman" w:hAnsi="Times New Roman"/>
-        </w:rPr>
-        <w:lastRenderedPageBreak/>
-        <w:t xml:space="preserve">of the Organization of American States?’, 29 October 2004, at </w:t>
-      </w:r>
-      <w:hyperlink r:id="rId15" w:history="1">
+        <w:t xml:space="preserve">; W.A. Sanchez, ‘Who will be the Next Leader of the Organization of American States?’, 29 October 2004, at </w:t>
+      </w:r>
+      <w:hyperlink r:id="rId14" w:history="1">
         <w:r>
           <w:rPr>
             <w:rStyle w:val="Hyperlink"/>
@@ -2239,7 +2208,7 @@
         </w:rPr>
         <w:t xml:space="preserve">, 2010, available at </w:t>
       </w:r>
-      <w:hyperlink r:id="rId16" w:history="1">
+      <w:hyperlink r:id="rId15" w:history="1">
         <w:r>
           <w:rPr>
             <w:rStyle w:val="Hyperlink"/>
@@ -2276,7 +2245,21 @@
         <w:rPr>
           <w:rFonts w:ascii="Times New Roman" w:hAnsi="Times New Roman"/>
         </w:rPr>
-        <w:t xml:space="preserve">F. Aldunate, ‘César Gaviria, Ex Presidente de Colombia: “Las Drogas Hay que </w:t>
+        <w:t xml:space="preserve">F. Aldunate, ‘César Gaviria, Ex Presidente de Colombia: “Las Drogas Hay </w:t>
+      </w:r>
+      <w:proofErr w:type="spellStart"/>
+      <w:r>
+        <w:rPr>
+          <w:rFonts w:ascii="Times New Roman" w:hAnsi="Times New Roman"/>
+        </w:rPr>
+        <w:t>que</w:t>
+      </w:r>
+      <w:proofErr w:type="spellEnd"/>
+      <w:r>
+        <w:rPr>
+          <w:rFonts w:ascii="Times New Roman" w:hAnsi="Times New Roman"/>
+        </w:rPr>
+        <w:t xml:space="preserve"> </w:t>
       </w:r>
       <w:proofErr w:type="spellStart"/>
       <w:r>
@@ -2319,7 +2302,7 @@
         </w:rPr>
         <w:t xml:space="preserve">, 9 May 2011, interview available at </w:t>
       </w:r>
-      <w:hyperlink r:id="rId17" w:history="1">
+      <w:hyperlink r:id="rId16" w:history="1">
         <w:r>
           <w:rPr>
             <w:rStyle w:val="Hyperlink"/>
@@ -2348,7 +2331,7 @@
         </w:rPr>
         <w:t xml:space="preserve">, London 2011; R. Ortiz de Zárate, ‘César Gaviria Trujillo’, Biography Barcelona Centre for International Affairs, 2012, </w:t>
       </w:r>
-      <w:hyperlink r:id="rId18" w:history="1">
+      <w:hyperlink r:id="rId17" w:history="1">
         <w:r>
           <w:rPr>
             <w:rStyle w:val="Hyperlink"/>
@@ -2405,7 +2388,7 @@
         </w:rPr>
         <w:t xml:space="preserve">, 16 February 2015, available at </w:t>
       </w:r>
-      <w:hyperlink r:id="rId19" w:history="1">
+      <w:hyperlink r:id="rId18" w:history="1">
         <w:r>
           <w:rPr>
             <w:rStyle w:val="Hyperlink"/>
@@ -2621,7 +2604,7 @@
         </w:rPr>
         <w:t xml:space="preserve">Eisenberg, </w:t>
       </w:r>
-      <w:hyperlink r:id="rId20" w:history="1">
+      <w:hyperlink r:id="rId19" w:history="1">
         <w:r>
           <w:rPr>
             <w:rStyle w:val="Hyperlink"/>
@@ -2646,9 +2629,9 @@
       </w:r>
     </w:p>
     <w:sectPr>
-      <w:headerReference w:type="even" r:id="rId21"/>
-      <w:headerReference w:type="default" r:id="rId22"/>
-      <w:footerReference w:type="default" r:id="rId23"/>
+      <w:headerReference w:type="even" r:id="rId20"/>
+      <w:headerReference w:type="default" r:id="rId21"/>
+      <w:footerReference w:type="default" r:id="rId22"/>
       <w:pgSz w:w="11900" w:h="16840"/>
       <w:pgMar w:top="1418" w:right="1418" w:bottom="1418" w:left="1418" w:header="709" w:footer="709" w:gutter="0"/>
       <w:cols w:space="708"/>
@@ -2658,7 +2641,7 @@
 </file>
 
 <file path=word/endnotes.xml><?xml version="1.0" encoding="utf-8"?>
-<w:endnotes xmlns:wpc="http://schemas.microsoft.com/office/word/2010/wordprocessingCanvas" xmlns:cx="http://schemas.microsoft.com/office/drawing/2014/chartex" xmlns:cx1="http://schemas.microsoft.com/office/drawing/2015/9/8/chartex" xmlns:cx2="http://schemas.microsoft.com/office/drawing/2015/10/21/chartex" xmlns:cx3="http://schemas.microsoft.com/office/drawing/2016/5/9/chartex" xmlns:cx4="http://schemas.microsoft.com/office/drawing/2016/5/10/chartex" xmlns:cx5="http://schemas.microsoft.com/office/drawing/2016/5/11/chartex" xmlns:cx6="http://schemas.microsoft.com/office/drawing/2016/5/12/chartex" xmlns:cx7="http://schemas.microsoft.com/office/drawing/2016/5/13/chartex" xmlns:cx8="http://schemas.microsoft.com/office/drawing/2016/5/14/chartex" xmlns:mc="http://schemas.openxmlformats.org/markup-compatibility/2006" xmlns:aink="http://schemas.microsoft.com/office/drawing/2016/ink" xmlns:am3d="http://schemas.microsoft.com/office/drawing/2017/model3d" xmlns:o="urn:schemas-microsoft-com:office:office" xmlns:oel="http://schemas.microsoft.com/office/2019/extlst" xmlns:r="http://schemas.openxmlformats.org/officeDocument/2006/relationships" xmlns:m="http://schemas.openxmlformats.org/officeDocument/2006/math" xmlns:v="urn:schemas-microsoft-com:vml" xmlns:wp14="http://schemas.microsoft.com/office/word/2010/wordprocessingDrawing" xmlns:wp="http://schemas.openxmlformats.org/drawingml/2006/wordprocessingDrawing" xmlns:w10="urn:schemas-microsoft-com:office:word" xmlns:w="http://schemas.openxmlformats.org/wordprocessingml/2006/main" xmlns:w14="http://schemas.microsoft.com/office/word/2010/wordml" xmlns:w15="http://schemas.microsoft.com/office/word/2012/wordml" xmlns:w16cex="http://schemas.microsoft.com/office/word/2018/wordml/cex" xmlns:w16cid="http://schemas.microsoft.com/office/word/2016/wordml/cid" xmlns:w16="http://schemas.microsoft.com/office/word/2018/wordml" xmlns:w16du="http://schemas.microsoft.com/office/word/2023/wordml/word16du" xmlns:w16sdtdh="http://schemas.microsoft.com/office/word/2020/wordml/sdtdatahash" xmlns:w16sdtfl="http://schemas.microsoft.com/office/word/2024/wordml/sdtformatlock" xmlns:w16se="http://schemas.microsoft.com/office/word/2015/wordml/symex" xmlns:wpg="http://schemas.microsoft.com/office/word/2010/wordprocessingGroup" xmlns:wpi="http://schemas.microsoft.com/office/word/2010/wordprocessingInk" xmlns:wne="http://schemas.microsoft.com/office/word/2006/wordml" xmlns:wps="http://schemas.microsoft.com/office/word/2010/wordprocessingShape" mc:Ignorable="w14 w15 w16se w16cid w16 w16cex w16sdtdh w16sdtfl w16du wp14">
+<w:endnotes xmlns:wpc="http://schemas.microsoft.com/office/word/2010/wordprocessingCanvas" xmlns:cx="http://schemas.microsoft.com/office/drawing/2014/chartex" xmlns:cx1="http://schemas.microsoft.com/office/drawing/2015/9/8/chartex" xmlns:cx2="http://schemas.microsoft.com/office/drawing/2015/10/21/chartex" xmlns:cx3="http://schemas.microsoft.com/office/drawing/2016/5/9/chartex" xmlns:cx4="http://schemas.microsoft.com/office/drawing/2016/5/10/chartex" xmlns:cx5="http://schemas.microsoft.com/office/drawing/2016/5/11/chartex" xmlns:cx6="http://schemas.microsoft.com/office/drawing/2016/5/12/chartex" xmlns:cx7="http://schemas.microsoft.com/office/drawing/2016/5/13/chartex" xmlns:cx8="http://schemas.microsoft.com/office/drawing/2016/5/14/chartex" xmlns:mc="http://schemas.openxmlformats.org/markup-compatibility/2006" xmlns:m="http://schemas.openxmlformats.org/officeDocument/2006/math" xmlns:aink="http://schemas.microsoft.com/office/drawing/2016/ink" xmlns:am3d="http://schemas.microsoft.com/office/drawing/2017/model3d" xmlns:oel="http://schemas.microsoft.com/office/2019/extlst" xmlns:r="http://schemas.openxmlformats.org/officeDocument/2006/relationships" xmlns:wp14="http://schemas.microsoft.com/office/word/2010/wordprocessingDrawing" xmlns:wp="http://schemas.openxmlformats.org/drawingml/2006/wordprocessingDrawing" xmlns:wpg="http://schemas.microsoft.com/office/word/2010/wordprocessingGroup" xmlns:wpi="http://schemas.microsoft.com/office/word/2010/wordprocessingInk" xmlns:wps="http://schemas.microsoft.com/office/word/2010/wordprocessingShape" xmlns:o="urn:schemas-microsoft-com:office:office" xmlns:v="urn:schemas-microsoft-com:vml" xmlns:w10="urn:schemas-microsoft-com:office:word" xmlns:w="http://schemas.openxmlformats.org/wordprocessingml/2006/main" xmlns:w14="http://schemas.microsoft.com/office/word/2010/wordml" xmlns:w15="http://schemas.microsoft.com/office/word/2012/wordml" xmlns:w16cei="http://schemas.microsoft.com/office/word/2026/wordml/cei" xmlns:w16cex="http://schemas.microsoft.com/office/word/2018/wordml/cex" xmlns:w16cid="http://schemas.microsoft.com/office/word/2016/wordml/cid" xmlns:w16="http://schemas.microsoft.com/office/word/2018/wordml" xmlns:w16sdtdh="http://schemas.microsoft.com/office/word/2020/wordml/sdtdatahash" xmlns:w16sdtfl="http://schemas.microsoft.com/office/word/2024/wordml/sdtformatlock" xmlns:w16se="http://schemas.microsoft.com/office/word/2015/wordml/symex" xmlns:w16du="http://schemas.microsoft.com/office/word/2023/wordml/word16du" xmlns:wne="http://schemas.microsoft.com/office/word/2006/wordml" mc:Ignorable="w14 w15 w16se w16cid w16 w16cex w16sdtdh w16sdtfl w16du wp14">
   <w:endnote w:type="separator" w:id="-1">
     <w:p>
       <w:r>
@@ -2677,7 +2660,7 @@
 </file>
 
 <file path=word/footer1.xml><?xml version="1.0" encoding="utf-8"?>
-<w:ftr xmlns:wpc="http://schemas.microsoft.com/office/word/2010/wordprocessingCanvas" xmlns:cx="http://schemas.microsoft.com/office/drawing/2014/chartex" xmlns:cx1="http://schemas.microsoft.com/office/drawing/2015/9/8/chartex" xmlns:cx2="http://schemas.microsoft.com/office/drawing/2015/10/21/chartex" xmlns:cx3="http://schemas.microsoft.com/office/drawing/2016/5/9/chartex" xmlns:cx4="http://schemas.microsoft.com/office/drawing/2016/5/10/chartex" xmlns:cx5="http://schemas.microsoft.com/office/drawing/2016/5/11/chartex" xmlns:cx6="http://schemas.microsoft.com/office/drawing/2016/5/12/chartex" xmlns:cx7="http://schemas.microsoft.com/office/drawing/2016/5/13/chartex" xmlns:cx8="http://schemas.microsoft.com/office/drawing/2016/5/14/chartex" xmlns:mc="http://schemas.openxmlformats.org/markup-compatibility/2006" xmlns:aink="http://schemas.microsoft.com/office/drawing/2016/ink" xmlns:am3d="http://schemas.microsoft.com/office/drawing/2017/model3d" xmlns:o="urn:schemas-microsoft-com:office:office" xmlns:oel="http://schemas.microsoft.com/office/2019/extlst" xmlns:r="http://schemas.openxmlformats.org/officeDocument/2006/relationships" xmlns:m="http://schemas.openxmlformats.org/officeDocument/2006/math" xmlns:v="urn:schemas-microsoft-com:vml" xmlns:wp14="http://schemas.microsoft.com/office/word/2010/wordprocessingDrawing" xmlns:wp="http://schemas.openxmlformats.org/drawingml/2006/wordprocessingDrawing" xmlns:w10="urn:schemas-microsoft-com:office:word" xmlns:w="http://schemas.openxmlformats.org/wordprocessingml/2006/main" xmlns:w14="http://schemas.microsoft.com/office/word/2010/wordml" xmlns:w15="http://schemas.microsoft.com/office/word/2012/wordml" xmlns:w16cex="http://schemas.microsoft.com/office/word/2018/wordml/cex" xmlns:w16cid="http://schemas.microsoft.com/office/word/2016/wordml/cid" xmlns:w16="http://schemas.microsoft.com/office/word/2018/wordml" xmlns:w16du="http://schemas.microsoft.com/office/word/2023/wordml/word16du" xmlns:w16sdtdh="http://schemas.microsoft.com/office/word/2020/wordml/sdtdatahash" xmlns:w16sdtfl="http://schemas.microsoft.com/office/word/2024/wordml/sdtformatlock" xmlns:w16se="http://schemas.microsoft.com/office/word/2015/wordml/symex" xmlns:wpg="http://schemas.microsoft.com/office/word/2010/wordprocessingGroup" xmlns:wpi="http://schemas.microsoft.com/office/word/2010/wordprocessingInk" xmlns:wne="http://schemas.microsoft.com/office/word/2006/wordml" xmlns:wps="http://schemas.microsoft.com/office/word/2010/wordprocessingShape" mc:Ignorable="w14 w15 w16se w16cid w16 w16cex w16sdtdh w16sdtfl w16du wp14">
+<w:ftr xmlns:wpc="http://schemas.microsoft.com/office/word/2010/wordprocessingCanvas" xmlns:cx="http://schemas.microsoft.com/office/drawing/2014/chartex" xmlns:cx1="http://schemas.microsoft.com/office/drawing/2015/9/8/chartex" xmlns:cx2="http://schemas.microsoft.com/office/drawing/2015/10/21/chartex" xmlns:cx3="http://schemas.microsoft.com/office/drawing/2016/5/9/chartex" xmlns:cx4="http://schemas.microsoft.com/office/drawing/2016/5/10/chartex" xmlns:cx5="http://schemas.microsoft.com/office/drawing/2016/5/11/chartex" xmlns:cx6="http://schemas.microsoft.com/office/drawing/2016/5/12/chartex" xmlns:cx7="http://schemas.microsoft.com/office/drawing/2016/5/13/chartex" xmlns:cx8="http://schemas.microsoft.com/office/drawing/2016/5/14/chartex" xmlns:mc="http://schemas.openxmlformats.org/markup-compatibility/2006" xmlns:m="http://schemas.openxmlformats.org/officeDocument/2006/math" xmlns:aink="http://schemas.microsoft.com/office/drawing/2016/ink" xmlns:am3d="http://schemas.microsoft.com/office/drawing/2017/model3d" xmlns:oel="http://schemas.microsoft.com/office/2019/extlst" xmlns:r="http://schemas.openxmlformats.org/officeDocument/2006/relationships" xmlns:wp14="http://schemas.microsoft.com/office/word/2010/wordprocessingDrawing" xmlns:wp="http://schemas.openxmlformats.org/drawingml/2006/wordprocessingDrawing" xmlns:wpg="http://schemas.microsoft.com/office/word/2010/wordprocessingGroup" xmlns:wpi="http://schemas.microsoft.com/office/word/2010/wordprocessingInk" xmlns:wps="http://schemas.microsoft.com/office/word/2010/wordprocessingShape" xmlns:o="urn:schemas-microsoft-com:office:office" xmlns:v="urn:schemas-microsoft-com:vml" xmlns:w10="urn:schemas-microsoft-com:office:word" xmlns:w="http://schemas.openxmlformats.org/wordprocessingml/2006/main" xmlns:w14="http://schemas.microsoft.com/office/word/2010/wordml" xmlns:w15="http://schemas.microsoft.com/office/word/2012/wordml" xmlns:w16cei="http://schemas.microsoft.com/office/word/2026/wordml/cei" xmlns:w16cex="http://schemas.microsoft.com/office/word/2018/wordml/cex" xmlns:w16cid="http://schemas.microsoft.com/office/word/2016/wordml/cid" xmlns:w16="http://schemas.microsoft.com/office/word/2018/wordml" xmlns:w16sdtdh="http://schemas.microsoft.com/office/word/2020/wordml/sdtdatahash" xmlns:w16sdtfl="http://schemas.microsoft.com/office/word/2024/wordml/sdtformatlock" xmlns:w16se="http://schemas.microsoft.com/office/word/2015/wordml/symex" xmlns:w16du="http://schemas.microsoft.com/office/word/2023/wordml/word16du" xmlns:wne="http://schemas.microsoft.com/office/word/2006/wordml" mc:Ignorable="w14 w15 w16se w16cid w16 w16cex w16sdtdh w16sdtfl w16du wp14">
   <w:p>
     <w:pPr>
       <w:pStyle w:val="Voettekst"/>
@@ -2725,7 +2708,7 @@
 </file>
 
 <file path=word/footnotes.xml><?xml version="1.0" encoding="utf-8"?>
-<w:footnotes xmlns:wpc="http://schemas.microsoft.com/office/word/2010/wordprocessingCanvas" xmlns:cx="http://schemas.microsoft.com/office/drawing/2014/chartex" xmlns:cx1="http://schemas.microsoft.com/office/drawing/2015/9/8/chartex" xmlns:cx2="http://schemas.microsoft.com/office/drawing/2015/10/21/chartex" xmlns:cx3="http://schemas.microsoft.com/office/drawing/2016/5/9/chartex" xmlns:cx4="http://schemas.microsoft.com/office/drawing/2016/5/10/chartex" xmlns:cx5="http://schemas.microsoft.com/office/drawing/2016/5/11/chartex" xmlns:cx6="http://schemas.microsoft.com/office/drawing/2016/5/12/chartex" xmlns:cx7="http://schemas.microsoft.com/office/drawing/2016/5/13/chartex" xmlns:cx8="http://schemas.microsoft.com/office/drawing/2016/5/14/chartex" xmlns:mc="http://schemas.openxmlformats.org/markup-compatibility/2006" xmlns:aink="http://schemas.microsoft.com/office/drawing/2016/ink" xmlns:am3d="http://schemas.microsoft.com/office/drawing/2017/model3d" xmlns:o="urn:schemas-microsoft-com:office:office" xmlns:oel="http://schemas.microsoft.com/office/2019/extlst" xmlns:r="http://schemas.openxmlformats.org/officeDocument/2006/relationships" xmlns:m="http://schemas.openxmlformats.org/officeDocument/2006/math" xmlns:v="urn:schemas-microsoft-com:vml" xmlns:wp14="http://schemas.microsoft.com/office/word/2010/wordprocessingDrawing" xmlns:wp="http://schemas.openxmlformats.org/drawingml/2006/wordprocessingDrawing" xmlns:w10="urn:schemas-microsoft-com:office:word" xmlns:w="http://schemas.openxmlformats.org/wordprocessingml/2006/main" xmlns:w14="http://schemas.microsoft.com/office/word/2010/wordml" xmlns:w15="http://schemas.microsoft.com/office/word/2012/wordml" xmlns:w16cex="http://schemas.microsoft.com/office/word/2018/wordml/cex" xmlns:w16cid="http://schemas.microsoft.com/office/word/2016/wordml/cid" xmlns:w16="http://schemas.microsoft.com/office/word/2018/wordml" xmlns:w16du="http://schemas.microsoft.com/office/word/2023/wordml/word16du" xmlns:w16sdtdh="http://schemas.microsoft.com/office/word/2020/wordml/sdtdatahash" xmlns:w16sdtfl="http://schemas.microsoft.com/office/word/2024/wordml/sdtformatlock" xmlns:w16se="http://schemas.microsoft.com/office/word/2015/wordml/symex" xmlns:wpg="http://schemas.microsoft.com/office/word/2010/wordprocessingGroup" xmlns:wpi="http://schemas.microsoft.com/office/word/2010/wordprocessingInk" xmlns:wne="http://schemas.microsoft.com/office/word/2006/wordml" xmlns:wps="http://schemas.microsoft.com/office/word/2010/wordprocessingShape" mc:Ignorable="w14 w15 w16se w16cid w16 w16cex w16sdtdh w16sdtfl w16du wp14">
+<w:footnotes xmlns:wpc="http://schemas.microsoft.com/office/word/2010/wordprocessingCanvas" xmlns:cx="http://schemas.microsoft.com/office/drawing/2014/chartex" xmlns:cx1="http://schemas.microsoft.com/office/drawing/2015/9/8/chartex" xmlns:cx2="http://schemas.microsoft.com/office/drawing/2015/10/21/chartex" xmlns:cx3="http://schemas.microsoft.com/office/drawing/2016/5/9/chartex" xmlns:cx4="http://schemas.microsoft.com/office/drawing/2016/5/10/chartex" xmlns:cx5="http://schemas.microsoft.com/office/drawing/2016/5/11/chartex" xmlns:cx6="http://schemas.microsoft.com/office/drawing/2016/5/12/chartex" xmlns:cx7="http://schemas.microsoft.com/office/drawing/2016/5/13/chartex" xmlns:cx8="http://schemas.microsoft.com/office/drawing/2016/5/14/chartex" xmlns:mc="http://schemas.openxmlformats.org/markup-compatibility/2006" xmlns:m="http://schemas.openxmlformats.org/officeDocument/2006/math" xmlns:aink="http://schemas.microsoft.com/office/drawing/2016/ink" xmlns:am3d="http://schemas.microsoft.com/office/drawing/2017/model3d" xmlns:oel="http://schemas.microsoft.com/office/2019/extlst" xmlns:r="http://schemas.openxmlformats.org/officeDocument/2006/relationships" xmlns:wp14="http://schemas.microsoft.com/office/word/2010/wordprocessingDrawing" xmlns:wp="http://schemas.openxmlformats.org/drawingml/2006/wordprocessingDrawing" xmlns:wpg="http://schemas.microsoft.com/office/word/2010/wordprocessingGroup" xmlns:wpi="http://schemas.microsoft.com/office/word/2010/wordprocessingInk" xmlns:wps="http://schemas.microsoft.com/office/word/2010/wordprocessingShape" xmlns:o="urn:schemas-microsoft-com:office:office" xmlns:v="urn:schemas-microsoft-com:vml" xmlns:w10="urn:schemas-microsoft-com:office:word" xmlns:w="http://schemas.openxmlformats.org/wordprocessingml/2006/main" xmlns:w14="http://schemas.microsoft.com/office/word/2010/wordml" xmlns:w15="http://schemas.microsoft.com/office/word/2012/wordml" xmlns:w16cei="http://schemas.microsoft.com/office/word/2026/wordml/cei" xmlns:w16cex="http://schemas.microsoft.com/office/word/2018/wordml/cex" xmlns:w16cid="http://schemas.microsoft.com/office/word/2016/wordml/cid" xmlns:w16="http://schemas.microsoft.com/office/word/2018/wordml" xmlns:w16sdtdh="http://schemas.microsoft.com/office/word/2020/wordml/sdtdatahash" xmlns:w16sdtfl="http://schemas.microsoft.com/office/word/2024/wordml/sdtformatlock" xmlns:w16se="http://schemas.microsoft.com/office/word/2015/wordml/symex" xmlns:w16du="http://schemas.microsoft.com/office/word/2023/wordml/word16du" xmlns:wne="http://schemas.microsoft.com/office/word/2006/wordml" mc:Ignorable="w14 w15 w16se w16cid w16 w16cex w16sdtdh w16sdtfl w16du wp14">
   <w:footnote w:type="separator" w:id="-1">
     <w:p>
       <w:r>
@@ -2744,7 +2727,7 @@
 </file>
 
 <file path=word/header1.xml><?xml version="1.0" encoding="utf-8"?>
-<w:hdr xmlns:wpc="http://schemas.microsoft.com/office/word/2010/wordprocessingCanvas" xmlns:cx="http://schemas.microsoft.com/office/drawing/2014/chartex" xmlns:cx1="http://schemas.microsoft.com/office/drawing/2015/9/8/chartex" xmlns:cx2="http://schemas.microsoft.com/office/drawing/2015/10/21/chartex" xmlns:cx3="http://schemas.microsoft.com/office/drawing/2016/5/9/chartex" xmlns:cx4="http://schemas.microsoft.com/office/drawing/2016/5/10/chartex" xmlns:cx5="http://schemas.microsoft.com/office/drawing/2016/5/11/chartex" xmlns:cx6="http://schemas.microsoft.com/office/drawing/2016/5/12/chartex" xmlns:cx7="http://schemas.microsoft.com/office/drawing/2016/5/13/chartex" xmlns:cx8="http://schemas.microsoft.com/office/drawing/2016/5/14/chartex" xmlns:mc="http://schemas.openxmlformats.org/markup-compatibility/2006" xmlns:aink="http://schemas.microsoft.com/office/drawing/2016/ink" xmlns:am3d="http://schemas.microsoft.com/office/drawing/2017/model3d" xmlns:o="urn:schemas-microsoft-com:office:office" xmlns:oel="http://schemas.microsoft.com/office/2019/extlst" xmlns:r="http://schemas.openxmlformats.org/officeDocument/2006/relationships" xmlns:m="http://schemas.openxmlformats.org/officeDocument/2006/math" xmlns:v="urn:schemas-microsoft-com:vml" xmlns:wp14="http://schemas.microsoft.com/office/word/2010/wordprocessingDrawing" xmlns:wp="http://schemas.openxmlformats.org/drawingml/2006/wordprocessingDrawing" xmlns:w10="urn:schemas-microsoft-com:office:word" xmlns:w="http://schemas.openxmlformats.org/wordprocessingml/2006/main" xmlns:w14="http://schemas.microsoft.com/office/word/2010/wordml" xmlns:w15="http://schemas.microsoft.com/office/word/2012/wordml" xmlns:w16cex="http://schemas.microsoft.com/office/word/2018/wordml/cex" xmlns:w16cid="http://schemas.microsoft.com/office/word/2016/wordml/cid" xmlns:w16="http://schemas.microsoft.com/office/word/2018/wordml" xmlns:w16du="http://schemas.microsoft.com/office/word/2023/wordml/word16du" xmlns:w16sdtdh="http://schemas.microsoft.com/office/word/2020/wordml/sdtdatahash" xmlns:w16sdtfl="http://schemas.microsoft.com/office/word/2024/wordml/sdtformatlock" xmlns:w16se="http://schemas.microsoft.com/office/word/2015/wordml/symex" xmlns:wpg="http://schemas.microsoft.com/office/word/2010/wordprocessingGroup" xmlns:wpi="http://schemas.microsoft.com/office/word/2010/wordprocessingInk" xmlns:wne="http://schemas.microsoft.com/office/word/2006/wordml" xmlns:wps="http://schemas.microsoft.com/office/word/2010/wordprocessingShape" mc:Ignorable="w14 w15 w16se w16cid w16 w16cex w16sdtdh w16sdtfl w16du wp14">
+<w:hdr xmlns:wpc="http://schemas.microsoft.com/office/word/2010/wordprocessingCanvas" xmlns:cx="http://schemas.microsoft.com/office/drawing/2014/chartex" xmlns:cx1="http://schemas.microsoft.com/office/drawing/2015/9/8/chartex" xmlns:cx2="http://schemas.microsoft.com/office/drawing/2015/10/21/chartex" xmlns:cx3="http://schemas.microsoft.com/office/drawing/2016/5/9/chartex" xmlns:cx4="http://schemas.microsoft.com/office/drawing/2016/5/10/chartex" xmlns:cx5="http://schemas.microsoft.com/office/drawing/2016/5/11/chartex" xmlns:cx6="http://schemas.microsoft.com/office/drawing/2016/5/12/chartex" xmlns:cx7="http://schemas.microsoft.com/office/drawing/2016/5/13/chartex" xmlns:cx8="http://schemas.microsoft.com/office/drawing/2016/5/14/chartex" xmlns:mc="http://schemas.openxmlformats.org/markup-compatibility/2006" xmlns:m="http://schemas.openxmlformats.org/officeDocument/2006/math" xmlns:aink="http://schemas.microsoft.com/office/drawing/2016/ink" xmlns:am3d="http://schemas.microsoft.com/office/drawing/2017/model3d" xmlns:oel="http://schemas.microsoft.com/office/2019/extlst" xmlns:r="http://schemas.openxmlformats.org/officeDocument/2006/relationships" xmlns:wp14="http://schemas.microsoft.com/office/word/2010/wordprocessingDrawing" xmlns:wp="http://schemas.openxmlformats.org/drawingml/2006/wordprocessingDrawing" xmlns:wpg="http://schemas.microsoft.com/office/word/2010/wordprocessingGroup" xmlns:wpi="http://schemas.microsoft.com/office/word/2010/wordprocessingInk" xmlns:wps="http://schemas.microsoft.com/office/word/2010/wordprocessingShape" xmlns:o="urn:schemas-microsoft-com:office:office" xmlns:v="urn:schemas-microsoft-com:vml" xmlns:w10="urn:schemas-microsoft-com:office:word" xmlns:w="http://schemas.openxmlformats.org/wordprocessingml/2006/main" xmlns:w14="http://schemas.microsoft.com/office/word/2010/wordml" xmlns:w15="http://schemas.microsoft.com/office/word/2012/wordml" xmlns:w16cei="http://schemas.microsoft.com/office/word/2026/wordml/cei" xmlns:w16cex="http://schemas.microsoft.com/office/word/2018/wordml/cex" xmlns:w16cid="http://schemas.microsoft.com/office/word/2016/wordml/cid" xmlns:w16="http://schemas.microsoft.com/office/word/2018/wordml" xmlns:w16sdtdh="http://schemas.microsoft.com/office/word/2020/wordml/sdtdatahash" xmlns:w16sdtfl="http://schemas.microsoft.com/office/word/2024/wordml/sdtformatlock" xmlns:w16se="http://schemas.microsoft.com/office/word/2015/wordml/symex" xmlns:w16du="http://schemas.microsoft.com/office/word/2023/wordml/word16du" xmlns:wne="http://schemas.microsoft.com/office/word/2006/wordml" mc:Ignorable="w14 w15 w16se w16cid w16 w16cex w16sdtdh w16sdtfl w16du wp14">
   <w:p>
     <w:pPr>
       <w:pStyle w:val="Koptekst"/>
@@ -2781,7 +2764,7 @@
 </file>
 
 <file path=word/header2.xml><?xml version="1.0" encoding="utf-8"?>
-<w:hdr xmlns:wpc="http://schemas.microsoft.com/office/word/2010/wordprocessingCanvas" xmlns:cx="http://schemas.microsoft.com/office/drawing/2014/chartex" xmlns:cx1="http://schemas.microsoft.com/office/drawing/2015/9/8/chartex" xmlns:cx2="http://schemas.microsoft.com/office/drawing/2015/10/21/chartex" xmlns:cx3="http://schemas.microsoft.com/office/drawing/2016/5/9/chartex" xmlns:cx4="http://schemas.microsoft.com/office/drawing/2016/5/10/chartex" xmlns:cx5="http://schemas.microsoft.com/office/drawing/2016/5/11/chartex" xmlns:cx6="http://schemas.microsoft.com/office/drawing/2016/5/12/chartex" xmlns:cx7="http://schemas.microsoft.com/office/drawing/2016/5/13/chartex" xmlns:cx8="http://schemas.microsoft.com/office/drawing/2016/5/14/chartex" xmlns:mc="http://schemas.openxmlformats.org/markup-compatibility/2006" xmlns:aink="http://schemas.microsoft.com/office/drawing/2016/ink" xmlns:am3d="http://schemas.microsoft.com/office/drawing/2017/model3d" xmlns:o="urn:schemas-microsoft-com:office:office" xmlns:oel="http://schemas.microsoft.com/office/2019/extlst" xmlns:r="http://schemas.openxmlformats.org/officeDocument/2006/relationships" xmlns:m="http://schemas.openxmlformats.org/officeDocument/2006/math" xmlns:v="urn:schemas-microsoft-com:vml" xmlns:wp14="http://schemas.microsoft.com/office/word/2010/wordprocessingDrawing" xmlns:wp="http://schemas.openxmlformats.org/drawingml/2006/wordprocessingDrawing" xmlns:w10="urn:schemas-microsoft-com:office:word" xmlns:w="http://schemas.openxmlformats.org/wordprocessingml/2006/main" xmlns:w14="http://schemas.microsoft.com/office/word/2010/wordml" xmlns:w15="http://schemas.microsoft.com/office/word/2012/wordml" xmlns:w16cex="http://schemas.microsoft.com/office/word/2018/wordml/cex" xmlns:w16cid="http://schemas.microsoft.com/office/word/2016/wordml/cid" xmlns:w16="http://schemas.microsoft.com/office/word/2018/wordml" xmlns:w16du="http://schemas.microsoft.com/office/word/2023/wordml/word16du" xmlns:w16sdtdh="http://schemas.microsoft.com/office/word/2020/wordml/sdtdatahash" xmlns:w16sdtfl="http://schemas.microsoft.com/office/word/2024/wordml/sdtformatlock" xmlns:w16se="http://schemas.microsoft.com/office/word/2015/wordml/symex" xmlns:wpg="http://schemas.microsoft.com/office/word/2010/wordprocessingGroup" xmlns:wpi="http://schemas.microsoft.com/office/word/2010/wordprocessingInk" xmlns:wne="http://schemas.microsoft.com/office/word/2006/wordml" xmlns:wps="http://schemas.microsoft.com/office/word/2010/wordprocessingShape" mc:Ignorable="w14 w15 w16se w16cid w16 w16cex w16sdtdh w16sdtfl w16du wp14">
+<w:hdr xmlns:wpc="http://schemas.microsoft.com/office/word/2010/wordprocessingCanvas" xmlns:cx="http://schemas.microsoft.com/office/drawing/2014/chartex" xmlns:cx1="http://schemas.microsoft.com/office/drawing/2015/9/8/chartex" xmlns:cx2="http://schemas.microsoft.com/office/drawing/2015/10/21/chartex" xmlns:cx3="http://schemas.microsoft.com/office/drawing/2016/5/9/chartex" xmlns:cx4="http://schemas.microsoft.com/office/drawing/2016/5/10/chartex" xmlns:cx5="http://schemas.microsoft.com/office/drawing/2016/5/11/chartex" xmlns:cx6="http://schemas.microsoft.com/office/drawing/2016/5/12/chartex" xmlns:cx7="http://schemas.microsoft.com/office/drawing/2016/5/13/chartex" xmlns:cx8="http://schemas.microsoft.com/office/drawing/2016/5/14/chartex" xmlns:mc="http://schemas.openxmlformats.org/markup-compatibility/2006" xmlns:m="http://schemas.openxmlformats.org/officeDocument/2006/math" xmlns:aink="http://schemas.microsoft.com/office/drawing/2016/ink" xmlns:am3d="http://schemas.microsoft.com/office/drawing/2017/model3d" xmlns:oel="http://schemas.microsoft.com/office/2019/extlst" xmlns:r="http://schemas.openxmlformats.org/officeDocument/2006/relationships" xmlns:wp14="http://schemas.microsoft.com/office/word/2010/wordprocessingDrawing" xmlns:wp="http://schemas.openxmlformats.org/drawingml/2006/wordprocessingDrawing" xmlns:wpg="http://schemas.microsoft.com/office/word/2010/wordprocessingGroup" xmlns:wpi="http://schemas.microsoft.com/office/word/2010/wordprocessingInk" xmlns:wps="http://schemas.microsoft.com/office/word/2010/wordprocessingShape" xmlns:o="urn:schemas-microsoft-com:office:office" xmlns:v="urn:schemas-microsoft-com:vml" xmlns:w10="urn:schemas-microsoft-com:office:word" xmlns:w="http://schemas.openxmlformats.org/wordprocessingml/2006/main" xmlns:w14="http://schemas.microsoft.com/office/word/2010/wordml" xmlns:w15="http://schemas.microsoft.com/office/word/2012/wordml" xmlns:w16cei="http://schemas.microsoft.com/office/word/2026/wordml/cei" xmlns:w16cex="http://schemas.microsoft.com/office/word/2018/wordml/cex" xmlns:w16cid="http://schemas.microsoft.com/office/word/2016/wordml/cid" xmlns:w16="http://schemas.microsoft.com/office/word/2018/wordml" xmlns:w16sdtdh="http://schemas.microsoft.com/office/word/2020/wordml/sdtdatahash" xmlns:w16sdtfl="http://schemas.microsoft.com/office/word/2024/wordml/sdtformatlock" xmlns:w16se="http://schemas.microsoft.com/office/word/2015/wordml/symex" xmlns:w16du="http://schemas.microsoft.com/office/word/2023/wordml/word16du" xmlns:wne="http://schemas.microsoft.com/office/word/2006/wordml" mc:Ignorable="w14 w15 w16se w16cid w16 w16cex w16sdtdh w16sdtfl w16du wp14">
   <w:p>
     <w:pPr>
       <w:pStyle w:val="Koptekst"/>
@@ -2836,7 +2819,7 @@
 </file>
 
 <file path=word/numbering.xml><?xml version="1.0" encoding="utf-8"?>
-<w:numbering xmlns:wpc="http://schemas.microsoft.com/office/word/2010/wordprocessingCanvas" xmlns:cx="http://schemas.microsoft.com/office/drawing/2014/chartex" xmlns:cx1="http://schemas.microsoft.com/office/drawing/2015/9/8/chartex" xmlns:cx2="http://schemas.microsoft.com/office/drawing/2015/10/21/chartex" xmlns:cx3="http://schemas.microsoft.com/office/drawing/2016/5/9/chartex" xmlns:cx4="http://schemas.microsoft.com/office/drawing/2016/5/10/chartex" xmlns:cx5="http://schemas.microsoft.com/office/drawing/2016/5/11/chartex" xmlns:cx6="http://schemas.microsoft.com/office/drawing/2016/5/12/chartex" xmlns:cx7="http://schemas.microsoft.com/office/drawing/2016/5/13/chartex" xmlns:cx8="http://schemas.microsoft.com/office/drawing/2016/5/14/chartex" xmlns:mc="http://schemas.openxmlformats.org/markup-compatibility/2006" xmlns:aink="http://schemas.microsoft.com/office/drawing/2016/ink" xmlns:am3d="http://schemas.microsoft.com/office/drawing/2017/model3d" xmlns:o="urn:schemas-microsoft-com:office:office" xmlns:oel="http://schemas.microsoft.com/office/2019/extlst" xmlns:r="http://schemas.openxmlformats.org/officeDocument/2006/relationships" xmlns:m="http://schemas.openxmlformats.org/officeDocument/2006/math" xmlns:v="urn:schemas-microsoft-com:vml" xmlns:wp14="http://schemas.microsoft.com/office/word/2010/wordprocessingDrawing" xmlns:wp="http://schemas.openxmlformats.org/drawingml/2006/wordprocessingDrawing" xmlns:w10="urn:schemas-microsoft-com:office:word" xmlns:w="http://schemas.openxmlformats.org/wordprocessingml/2006/main" xmlns:w14="http://schemas.microsoft.com/office/word/2010/wordml" xmlns:w15="http://schemas.microsoft.com/office/word/2012/wordml" xmlns:w16cex="http://schemas.microsoft.com/office/word/2018/wordml/cex" xmlns:w16cid="http://schemas.microsoft.com/office/word/2016/wordml/cid" xmlns:w16="http://schemas.microsoft.com/office/word/2018/wordml" xmlns:w16du="http://schemas.microsoft.com/office/word/2023/wordml/word16du" xmlns:w16sdtdh="http://schemas.microsoft.com/office/word/2020/wordml/sdtdatahash" xmlns:w16sdtfl="http://schemas.microsoft.com/office/word/2024/wordml/sdtformatlock" xmlns:w16se="http://schemas.microsoft.com/office/word/2015/wordml/symex" xmlns:wpg="http://schemas.microsoft.com/office/word/2010/wordprocessingGroup" xmlns:wpi="http://schemas.microsoft.com/office/word/2010/wordprocessingInk" xmlns:wne="http://schemas.microsoft.com/office/word/2006/wordml" xmlns:wps="http://schemas.microsoft.com/office/word/2010/wordprocessingShape" mc:Ignorable="w14 w15 w16se w16cid w16 w16cex w16sdtdh w16sdtfl w16du wp14">
+<w:numbering xmlns:wpc="http://schemas.microsoft.com/office/word/2010/wordprocessingCanvas" xmlns:cx="http://schemas.microsoft.com/office/drawing/2014/chartex" xmlns:cx1="http://schemas.microsoft.com/office/drawing/2015/9/8/chartex" xmlns:cx2="http://schemas.microsoft.com/office/drawing/2015/10/21/chartex" xmlns:cx3="http://schemas.microsoft.com/office/drawing/2016/5/9/chartex" xmlns:cx4="http://schemas.microsoft.com/office/drawing/2016/5/10/chartex" xmlns:cx5="http://schemas.microsoft.com/office/drawing/2016/5/11/chartex" xmlns:cx6="http://schemas.microsoft.com/office/drawing/2016/5/12/chartex" xmlns:cx7="http://schemas.microsoft.com/office/drawing/2016/5/13/chartex" xmlns:cx8="http://schemas.microsoft.com/office/drawing/2016/5/14/chartex" xmlns:mc="http://schemas.openxmlformats.org/markup-compatibility/2006" xmlns:m="http://schemas.openxmlformats.org/officeDocument/2006/math" xmlns:aink="http://schemas.microsoft.com/office/drawing/2016/ink" xmlns:am3d="http://schemas.microsoft.com/office/drawing/2017/model3d" xmlns:oel="http://schemas.microsoft.com/office/2019/extlst" xmlns:r="http://schemas.openxmlformats.org/officeDocument/2006/relationships" xmlns:wp14="http://schemas.microsoft.com/office/word/2010/wordprocessingDrawing" xmlns:wp="http://schemas.openxmlformats.org/drawingml/2006/wordprocessingDrawing" xmlns:wpg="http://schemas.microsoft.com/office/word/2010/wordprocessingGroup" xmlns:wpi="http://schemas.microsoft.com/office/word/2010/wordprocessingInk" xmlns:wps="http://schemas.microsoft.com/office/word/2010/wordprocessingShape" xmlns:o="urn:schemas-microsoft-com:office:office" xmlns:v="urn:schemas-microsoft-com:vml" xmlns:w10="urn:schemas-microsoft-com:office:word" xmlns:w="http://schemas.openxmlformats.org/wordprocessingml/2006/main" xmlns:w14="http://schemas.microsoft.com/office/word/2010/wordml" xmlns:w15="http://schemas.microsoft.com/office/word/2012/wordml" xmlns:w16cei="http://schemas.microsoft.com/office/word/2026/wordml/cei" xmlns:w16cex="http://schemas.microsoft.com/office/word/2018/wordml/cex" xmlns:w16cid="http://schemas.microsoft.com/office/word/2016/wordml/cid" xmlns:w16="http://schemas.microsoft.com/office/word/2018/wordml" xmlns:w16sdtdh="http://schemas.microsoft.com/office/word/2020/wordml/sdtdatahash" xmlns:w16sdtfl="http://schemas.microsoft.com/office/word/2024/wordml/sdtformatlock" xmlns:w16se="http://schemas.microsoft.com/office/word/2015/wordml/symex" xmlns:w16du="http://schemas.microsoft.com/office/word/2023/wordml/word16du" xmlns:wne="http://schemas.microsoft.com/office/word/2006/wordml" mc:Ignorable="w14 w15 w16se w16cid w16 w16cex w16sdtdh w16sdtfl w16du wp14">
   <w:abstractNum w:abstractNumId="0" w15:restartNumberingAfterBreak="0">
     <w:nsid w:val="00000001"/>
     <w:multiLevelType w:val="hybridMultilevel"/>
@@ -3411,7 +3394,7 @@
 </file>
 
 <file path=word/styles.xml><?xml version="1.0" encoding="utf-8"?>
-<w:styles xmlns:mc="http://schemas.openxmlformats.org/markup-compatibility/2006" xmlns:r="http://schemas.openxmlformats.org/officeDocument/2006/relationships" xmlns:w="http://schemas.openxmlformats.org/wordprocessingml/2006/main" xmlns:w14="http://schemas.microsoft.com/office/word/2010/wordml" xmlns:w15="http://schemas.microsoft.com/office/word/2012/wordml" xmlns:w16cex="http://schemas.microsoft.com/office/word/2018/wordml/cex" xmlns:w16cid="http://schemas.microsoft.com/office/word/2016/wordml/cid" xmlns:w16="http://schemas.microsoft.com/office/word/2018/wordml" xmlns:w16du="http://schemas.microsoft.com/office/word/2023/wordml/word16du" xmlns:w16sdtdh="http://schemas.microsoft.com/office/word/2020/wordml/sdtdatahash" xmlns:w16sdtfl="http://schemas.microsoft.com/office/word/2024/wordml/sdtformatlock" xmlns:w16se="http://schemas.microsoft.com/office/word/2015/wordml/symex" mc:Ignorable="w14 w15 w16se w16cid w16 w16cex w16sdtdh w16sdtfl w16du">
+<w:styles xmlns:mc="http://schemas.openxmlformats.org/markup-compatibility/2006" xmlns:r="http://schemas.openxmlformats.org/officeDocument/2006/relationships" xmlns:w="http://schemas.openxmlformats.org/wordprocessingml/2006/main" xmlns:w14="http://schemas.microsoft.com/office/word/2010/wordml" xmlns:w15="http://schemas.microsoft.com/office/word/2012/wordml" xmlns:w16cex="http://schemas.microsoft.com/office/word/2018/wordml/cex" xmlns:w16cid="http://schemas.microsoft.com/office/word/2016/wordml/cid" xmlns:w16="http://schemas.microsoft.com/office/word/2018/wordml" xmlns:w16sdtdh="http://schemas.microsoft.com/office/word/2020/wordml/sdtdatahash" xmlns:w16sdtfl="http://schemas.microsoft.com/office/word/2024/wordml/sdtformatlock" xmlns:w16se="http://schemas.microsoft.com/office/word/2015/wordml/symex" xmlns:w16du="http://schemas.microsoft.com/office/word/2023/wordml/word16du" mc:Ignorable="w14 w15 w16se w16cid w16 w16cex w16sdtdh w16sdtfl w16du">
   <w:docDefaults>
     <w:rPrDefault>
       <w:rPr>
